--- a/output/final-defense/03-需求分析报告.docx
+++ b/output/final-defense/03-需求分析报告.docx
@@ -33,7 +33,992 @@
         <w:pStyle w:val="Heading1"/>
       </w:pPr>
       <w:r>
-        <w:t>1. 功能性需求</w:t>
+        <w:t>1. 需求背景与范围</w:t>
+      </w:r>
+    </w:p>
+    <w:p>
+      <w:r>
+        <w:t>合同管理系统面向企业合同从起草到签订归档的全过程管理。原作业文档要求系统支持客户资料维护、合同起草、会签、审批、签订、查询统计、日志和备份等功能；结题版本在此基础上补充了 JWT/RBAC 权限、模板管理、附件分片续传、版本历史、流程时间线、回退模型和自动化验证，形成可演示、可追踪、可恢复的完整业务闭环。</w:t>
+      </w:r>
+    </w:p>
+    <w:tbl>
+      <w:tblPr>
+        <w:tblStyle w:val="TableGrid"/>
+        <w:tblW w:type="auto" w:w="0"/>
+        <w:tblLayout w:type="autofit"/>
+        <w:tblLook w:firstColumn="1" w:firstRow="1" w:lastColumn="0" w:lastRow="0" w:noHBand="0" w:noVBand="1" w:val="04A0"/>
+      </w:tblPr>
+      <w:tblGrid>
+        <w:gridCol w:w="3264"/>
+        <w:gridCol w:w="3264"/>
+        <w:gridCol w:w="3264"/>
+      </w:tblGrid>
+      <w:tr>
+        <w:tc>
+          <w:tcPr>
+            <w:tcW w:type="dxa" w:w="3264"/>
+            <w:shd w:fill="F2F4F7"/>
+            <w:vAlign w:val="center"/>
+          </w:tcPr>
+          <w:p>
+            <w:r/>
+            <w:r>
+              <w:rPr>
+                <w:b/>
+                <w:sz w:val="18"/>
+              </w:rPr>
+              <w:t>需求来源</w:t>
+            </w:r>
+          </w:p>
+        </w:tc>
+        <w:tc>
+          <w:tcPr>
+            <w:tcW w:type="dxa" w:w="3264"/>
+            <w:shd w:fill="F2F4F7"/>
+            <w:vAlign w:val="center"/>
+          </w:tcPr>
+          <w:p>
+            <w:r/>
+            <w:r>
+              <w:rPr>
+                <w:b/>
+                <w:sz w:val="18"/>
+              </w:rPr>
+              <w:t>原始要求</w:t>
+            </w:r>
+          </w:p>
+        </w:tc>
+        <w:tc>
+          <w:tcPr>
+            <w:tcW w:type="dxa" w:w="3264"/>
+            <w:shd w:fill="F2F4F7"/>
+            <w:vAlign w:val="center"/>
+          </w:tcPr>
+          <w:p>
+            <w:r/>
+            <w:r>
+              <w:rPr>
+                <w:b/>
+                <w:sz w:val="18"/>
+              </w:rPr>
+              <w:t>结题实现范围</w:t>
+            </w:r>
+          </w:p>
+        </w:tc>
+      </w:tr>
+      <w:tr>
+        <w:tc>
+          <w:tcPr>
+            <w:tcW w:type="dxa" w:w="3264"/>
+            <w:vAlign w:val="center"/>
+          </w:tcPr>
+          <w:p>
+            <w:r/>
+            <w:r>
+              <w:rPr>
+                <w:b w:val="0"/>
+                <w:sz w:val="18"/>
+              </w:rPr>
+              <w:t>客户管理</w:t>
+            </w:r>
+          </w:p>
+        </w:tc>
+        <w:tc>
+          <w:tcPr>
+            <w:tcW w:type="dxa" w:w="3264"/>
+            <w:vAlign w:val="center"/>
+          </w:tcPr>
+          <w:p>
+            <w:r/>
+            <w:r>
+              <w:rPr>
+                <w:b w:val="0"/>
+                <w:sz w:val="18"/>
+              </w:rPr>
+              <w:t>客户信息录入、修改、查询、删除</w:t>
+            </w:r>
+          </w:p>
+        </w:tc>
+        <w:tc>
+          <w:tcPr>
+            <w:tcW w:type="dxa" w:w="3264"/>
+            <w:vAlign w:val="center"/>
+          </w:tcPr>
+          <w:p>
+            <w:r/>
+            <w:r>
+              <w:rPr>
+                <w:b w:val="0"/>
+                <w:sz w:val="18"/>
+              </w:rPr>
+              <w:t>客户 CRUD、被合同引用时禁止删除、操作日志记录</w:t>
+            </w:r>
+          </w:p>
+        </w:tc>
+      </w:tr>
+      <w:tr>
+        <w:tc>
+          <w:tcPr>
+            <w:tcW w:type="dxa" w:w="3264"/>
+            <w:vAlign w:val="center"/>
+          </w:tcPr>
+          <w:p>
+            <w:r/>
+            <w:r>
+              <w:rPr>
+                <w:b w:val="0"/>
+                <w:sz w:val="18"/>
+              </w:rPr>
+              <w:t>合同起草</w:t>
+            </w:r>
+          </w:p>
+        </w:tc>
+        <w:tc>
+          <w:tcPr>
+            <w:tcW w:type="dxa" w:w="3264"/>
+            <w:vAlign w:val="center"/>
+          </w:tcPr>
+          <w:p>
+            <w:r/>
+            <w:r>
+              <w:rPr>
+                <w:b w:val="0"/>
+                <w:sz w:val="18"/>
+              </w:rPr>
+              <w:t>起草合同并上传附件</w:t>
+            </w:r>
+          </w:p>
+        </w:tc>
+        <w:tc>
+          <w:tcPr>
+            <w:tcW w:type="dxa" w:w="3264"/>
+            <w:vAlign w:val="center"/>
+          </w:tcPr>
+          <w:p>
+            <w:r/>
+            <w:r>
+              <w:rPr>
+                <w:b w:val="0"/>
+                <w:sz w:val="18"/>
+              </w:rPr>
+              <w:t>客户关联、合同编号、模板参考、普通附件和分片续传附件</w:t>
+            </w:r>
+          </w:p>
+        </w:tc>
+      </w:tr>
+      <w:tr>
+        <w:tc>
+          <w:tcPr>
+            <w:tcW w:type="dxa" w:w="3264"/>
+            <w:vAlign w:val="center"/>
+          </w:tcPr>
+          <w:p>
+            <w:r/>
+            <w:r>
+              <w:rPr>
+                <w:b w:val="0"/>
+                <w:sz w:val="18"/>
+              </w:rPr>
+              <w:t>合同会签</w:t>
+            </w:r>
+          </w:p>
+        </w:tc>
+        <w:tc>
+          <w:tcPr>
+            <w:tcW w:type="dxa" w:w="3264"/>
+            <w:vAlign w:val="center"/>
+          </w:tcPr>
+          <w:p>
+            <w:r/>
+            <w:r>
+              <w:rPr>
+                <w:b w:val="0"/>
+                <w:sz w:val="18"/>
+              </w:rPr>
+              <w:t>多个人员会签并填写意见</w:t>
+            </w:r>
+          </w:p>
+        </w:tc>
+        <w:tc>
+          <w:tcPr>
+            <w:tcW w:type="dxa" w:w="3264"/>
+            <w:vAlign w:val="center"/>
+          </w:tcPr>
+          <w:p>
+            <w:r/>
+            <w:r>
+              <w:rPr>
+                <w:b w:val="0"/>
+                <w:sz w:val="18"/>
+              </w:rPr>
+              <w:t>会签待办、意见留痕、全部会签完成后进入定稿</w:t>
+            </w:r>
+          </w:p>
+        </w:tc>
+      </w:tr>
+      <w:tr>
+        <w:tc>
+          <w:tcPr>
+            <w:tcW w:type="dxa" w:w="3264"/>
+            <w:vAlign w:val="center"/>
+          </w:tcPr>
+          <w:p>
+            <w:r/>
+            <w:r>
+              <w:rPr>
+                <w:b w:val="0"/>
+                <w:sz w:val="18"/>
+              </w:rPr>
+              <w:t>合同审批</w:t>
+            </w:r>
+          </w:p>
+        </w:tc>
+        <w:tc>
+          <w:tcPr>
+            <w:tcW w:type="dxa" w:w="3264"/>
+            <w:vAlign w:val="center"/>
+          </w:tcPr>
+          <w:p>
+            <w:r/>
+            <w:r>
+              <w:rPr>
+                <w:b w:val="0"/>
+                <w:sz w:val="18"/>
+              </w:rPr>
+              <w:t>审批合同，通过或退回</w:t>
+            </w:r>
+          </w:p>
+        </w:tc>
+        <w:tc>
+          <w:tcPr>
+            <w:tcW w:type="dxa" w:w="3264"/>
+            <w:vAlign w:val="center"/>
+          </w:tcPr>
+          <w:p>
+            <w:r/>
+            <w:r>
+              <w:rPr>
+                <w:b w:val="0"/>
+                <w:sz w:val="18"/>
+              </w:rPr>
+              <w:t>审批通过、审批拒绝、打回到重新定稿/重新起草</w:t>
+            </w:r>
+          </w:p>
+        </w:tc>
+      </w:tr>
+      <w:tr>
+        <w:tc>
+          <w:tcPr>
+            <w:tcW w:type="dxa" w:w="3264"/>
+            <w:vAlign w:val="center"/>
+          </w:tcPr>
+          <w:p>
+            <w:r/>
+            <w:r>
+              <w:rPr>
+                <w:b w:val="0"/>
+                <w:sz w:val="18"/>
+              </w:rPr>
+              <w:t>合同签订</w:t>
+            </w:r>
+          </w:p>
+        </w:tc>
+        <w:tc>
+          <w:tcPr>
+            <w:tcW w:type="dxa" w:w="3264"/>
+            <w:vAlign w:val="center"/>
+          </w:tcPr>
+          <w:p>
+            <w:r/>
+            <w:r>
+              <w:rPr>
+                <w:b w:val="0"/>
+                <w:sz w:val="18"/>
+              </w:rPr>
+              <w:t>签订后合同归档</w:t>
+            </w:r>
+          </w:p>
+        </w:tc>
+        <w:tc>
+          <w:tcPr>
+            <w:tcW w:type="dxa" w:w="3264"/>
+            <w:vAlign w:val="center"/>
+          </w:tcPr>
+          <w:p>
+            <w:r/>
+            <w:r>
+              <w:rPr>
+                <w:b w:val="0"/>
+                <w:sz w:val="18"/>
+              </w:rPr>
+              <w:t>签订日期、签订信息、终态保护、附件/版本/日志可查</w:t>
+            </w:r>
+          </w:p>
+        </w:tc>
+      </w:tr>
+      <w:tr>
+        <w:tc>
+          <w:tcPr>
+            <w:tcW w:type="dxa" w:w="3264"/>
+            <w:vAlign w:val="center"/>
+          </w:tcPr>
+          <w:p>
+            <w:r/>
+            <w:r>
+              <w:rPr>
+                <w:b w:val="0"/>
+                <w:sz w:val="18"/>
+              </w:rPr>
+              <w:t>查询统计</w:t>
+            </w:r>
+          </w:p>
+        </w:tc>
+        <w:tc>
+          <w:tcPr>
+            <w:tcW w:type="dxa" w:w="3264"/>
+            <w:vAlign w:val="center"/>
+          </w:tcPr>
+          <w:p>
+            <w:r/>
+            <w:r>
+              <w:rPr>
+                <w:b w:val="0"/>
+                <w:sz w:val="18"/>
+              </w:rPr>
+              <w:t>合同查询、统计、报表</w:t>
+            </w:r>
+          </w:p>
+        </w:tc>
+        <w:tc>
+          <w:tcPr>
+            <w:tcW w:type="dxa" w:w="3264"/>
+            <w:vAlign w:val="center"/>
+          </w:tcPr>
+          <w:p>
+            <w:r/>
+            <w:r>
+              <w:rPr>
+                <w:b w:val="0"/>
+                <w:sz w:val="18"/>
+              </w:rPr>
+              <w:t>多条件查询、状态分布、月度统计、合同 CSV 导出</w:t>
+            </w:r>
+          </w:p>
+        </w:tc>
+      </w:tr>
+      <w:tr>
+        <w:tc>
+          <w:tcPr>
+            <w:tcW w:type="dxa" w:w="3264"/>
+            <w:vAlign w:val="center"/>
+          </w:tcPr>
+          <w:p>
+            <w:r/>
+            <w:r>
+              <w:rPr>
+                <w:b w:val="0"/>
+                <w:sz w:val="18"/>
+              </w:rPr>
+              <w:t>系统管理</w:t>
+            </w:r>
+          </w:p>
+        </w:tc>
+        <w:tc>
+          <w:tcPr>
+            <w:tcW w:type="dxa" w:w="3264"/>
+            <w:vAlign w:val="center"/>
+          </w:tcPr>
+          <w:p>
+            <w:r/>
+            <w:r>
+              <w:rPr>
+                <w:b w:val="0"/>
+                <w:sz w:val="18"/>
+              </w:rPr>
+              <w:t>用户、日志、备份</w:t>
+            </w:r>
+          </w:p>
+        </w:tc>
+        <w:tc>
+          <w:tcPr>
+            <w:tcW w:type="dxa" w:w="3264"/>
+            <w:vAlign w:val="center"/>
+          </w:tcPr>
+          <w:p>
+            <w:r/>
+            <w:r>
+              <w:rPr>
+                <w:b w:val="0"/>
+                <w:sz w:val="18"/>
+              </w:rPr>
+              <w:t>用户/角色/权限、操作日志查询与导出、Docker/脚本化部署</w:t>
+            </w:r>
+          </w:p>
+        </w:tc>
+      </w:tr>
+    </w:tbl>
+    <w:p/>
+    <w:p>
+      <w:pPr>
+        <w:pStyle w:val="Heading1"/>
+      </w:pPr>
+      <w:r>
+        <w:t>2. 用户角色与权限需求</w:t>
+      </w:r>
+    </w:p>
+    <w:tbl>
+      <w:tblPr>
+        <w:tblStyle w:val="TableGrid"/>
+        <w:tblW w:type="auto" w:w="0"/>
+        <w:tblLayout w:type="autofit"/>
+        <w:tblLook w:firstColumn="1" w:firstRow="1" w:lastColumn="0" w:lastRow="0" w:noHBand="0" w:noVBand="1" w:val="04A0"/>
+      </w:tblPr>
+      <w:tblGrid>
+        <w:gridCol w:w="2448"/>
+        <w:gridCol w:w="2448"/>
+        <w:gridCol w:w="2448"/>
+        <w:gridCol w:w="2448"/>
+      </w:tblGrid>
+      <w:tr>
+        <w:tc>
+          <w:tcPr>
+            <w:tcW w:type="dxa" w:w="2448"/>
+            <w:shd w:fill="F2F4F7"/>
+            <w:vAlign w:val="center"/>
+          </w:tcPr>
+          <w:p>
+            <w:r/>
+            <w:r>
+              <w:rPr>
+                <w:b/>
+                <w:sz w:val="18"/>
+              </w:rPr>
+              <w:t>角色</w:t>
+            </w:r>
+          </w:p>
+        </w:tc>
+        <w:tc>
+          <w:tcPr>
+            <w:tcW w:type="dxa" w:w="2448"/>
+            <w:shd w:fill="F2F4F7"/>
+            <w:vAlign w:val="center"/>
+          </w:tcPr>
+          <w:p>
+            <w:r/>
+            <w:r>
+              <w:rPr>
+                <w:b/>
+                <w:sz w:val="18"/>
+              </w:rPr>
+              <w:t>主要目标</w:t>
+            </w:r>
+          </w:p>
+        </w:tc>
+        <w:tc>
+          <w:tcPr>
+            <w:tcW w:type="dxa" w:w="2448"/>
+            <w:shd w:fill="F2F4F7"/>
+            <w:vAlign w:val="center"/>
+          </w:tcPr>
+          <w:p>
+            <w:r/>
+            <w:r>
+              <w:rPr>
+                <w:b/>
+                <w:sz w:val="18"/>
+              </w:rPr>
+              <w:t>核心权限</w:t>
+            </w:r>
+          </w:p>
+        </w:tc>
+        <w:tc>
+          <w:tcPr>
+            <w:tcW w:type="dxa" w:w="2448"/>
+            <w:shd w:fill="F2F4F7"/>
+            <w:vAlign w:val="center"/>
+          </w:tcPr>
+          <w:p>
+            <w:r/>
+            <w:r>
+              <w:rPr>
+                <w:b/>
+                <w:sz w:val="18"/>
+              </w:rPr>
+              <w:t>典型操作</w:t>
+            </w:r>
+          </w:p>
+        </w:tc>
+      </w:tr>
+      <w:tr>
+        <w:tc>
+          <w:tcPr>
+            <w:tcW w:type="dxa" w:w="2448"/>
+            <w:vAlign w:val="center"/>
+          </w:tcPr>
+          <w:p>
+            <w:r/>
+            <w:r>
+              <w:rPr>
+                <w:b w:val="0"/>
+                <w:sz w:val="18"/>
+              </w:rPr>
+              <w:t>系统管理员</w:t>
+            </w:r>
+          </w:p>
+        </w:tc>
+        <w:tc>
+          <w:tcPr>
+            <w:tcW w:type="dxa" w:w="2448"/>
+            <w:vAlign w:val="center"/>
+          </w:tcPr>
+          <w:p>
+            <w:r/>
+            <w:r>
+              <w:rPr>
+                <w:b w:val="0"/>
+                <w:sz w:val="18"/>
+              </w:rPr>
+              <w:t>维护账号、角色、权限和全局数据</w:t>
+            </w:r>
+          </w:p>
+        </w:tc>
+        <w:tc>
+          <w:tcPr>
+            <w:tcW w:type="dxa" w:w="2448"/>
+            <w:vAlign w:val="center"/>
+          </w:tcPr>
+          <w:p>
+            <w:r/>
+            <w:r>
+              <w:rPr>
+                <w:b w:val="0"/>
+                <w:sz w:val="18"/>
+              </w:rPr>
+              <w:t>user:manage、role:manage、permission:manage、log:view</w:t>
+            </w:r>
+          </w:p>
+        </w:tc>
+        <w:tc>
+          <w:tcPr>
+            <w:tcW w:type="dxa" w:w="2448"/>
+            <w:vAlign w:val="center"/>
+          </w:tcPr>
+          <w:p>
+            <w:r/>
+            <w:r>
+              <w:rPr>
+                <w:b w:val="0"/>
+                <w:sz w:val="18"/>
+              </w:rPr>
+              <w:t>创建用户、分配角色、查看操作日志</w:t>
+            </w:r>
+          </w:p>
+        </w:tc>
+      </w:tr>
+      <w:tr>
+        <w:tc>
+          <w:tcPr>
+            <w:tcW w:type="dxa" w:w="2448"/>
+            <w:vAlign w:val="center"/>
+          </w:tcPr>
+          <w:p>
+            <w:r/>
+            <w:r>
+              <w:rPr>
+                <w:b w:val="0"/>
+                <w:sz w:val="18"/>
+              </w:rPr>
+              <w:t>合同管理员</w:t>
+            </w:r>
+          </w:p>
+        </w:tc>
+        <w:tc>
+          <w:tcPr>
+            <w:tcW w:type="dxa" w:w="2448"/>
+            <w:vAlign w:val="center"/>
+          </w:tcPr>
+          <w:p>
+            <w:r/>
+            <w:r>
+              <w:rPr>
+                <w:b w:val="0"/>
+                <w:sz w:val="18"/>
+              </w:rPr>
+              <w:t>组织合同流转并管理模板</w:t>
+            </w:r>
+          </w:p>
+        </w:tc>
+        <w:tc>
+          <w:tcPr>
+            <w:tcW w:type="dxa" w:w="2448"/>
+            <w:vAlign w:val="center"/>
+          </w:tcPr>
+          <w:p>
+            <w:r/>
+            <w:r>
+              <w:rPr>
+                <w:b w:val="0"/>
+                <w:sz w:val="18"/>
+              </w:rPr>
+              <w:t>contract:assign、contract:view、contract:query</w:t>
+            </w:r>
+          </w:p>
+        </w:tc>
+        <w:tc>
+          <w:tcPr>
+            <w:tcW w:type="dxa" w:w="2448"/>
+            <w:vAlign w:val="center"/>
+          </w:tcPr>
+          <w:p>
+            <w:r/>
+            <w:r>
+              <w:rPr>
+                <w:b w:val="0"/>
+                <w:sz w:val="18"/>
+              </w:rPr>
+              <w:t>上传模板、分配会签/审批/签订人员、查看统计</w:t>
+            </w:r>
+          </w:p>
+        </w:tc>
+      </w:tr>
+      <w:tr>
+        <w:tc>
+          <w:tcPr>
+            <w:tcW w:type="dxa" w:w="2448"/>
+            <w:vAlign w:val="center"/>
+          </w:tcPr>
+          <w:p>
+            <w:r/>
+            <w:r>
+              <w:rPr>
+                <w:b w:val="0"/>
+                <w:sz w:val="18"/>
+              </w:rPr>
+              <w:t>起草人</w:t>
+            </w:r>
+          </w:p>
+        </w:tc>
+        <w:tc>
+          <w:tcPr>
+            <w:tcW w:type="dxa" w:w="2448"/>
+            <w:vAlign w:val="center"/>
+          </w:tcPr>
+          <w:p>
+            <w:r/>
+            <w:r>
+              <w:rPr>
+                <w:b w:val="0"/>
+                <w:sz w:val="18"/>
+              </w:rPr>
+              <w:t>维护客户并起草/修改合同</w:t>
+            </w:r>
+          </w:p>
+        </w:tc>
+        <w:tc>
+          <w:tcPr>
+            <w:tcW w:type="dxa" w:w="2448"/>
+            <w:vAlign w:val="center"/>
+          </w:tcPr>
+          <w:p>
+            <w:r/>
+            <w:r>
+              <w:rPr>
+                <w:b w:val="0"/>
+                <w:sz w:val="18"/>
+              </w:rPr>
+              <w:t>customer:manage、contract:create、contract:update</w:t>
+            </w:r>
+          </w:p>
+        </w:tc>
+        <w:tc>
+          <w:tcPr>
+            <w:tcW w:type="dxa" w:w="2448"/>
+            <w:vAlign w:val="center"/>
+          </w:tcPr>
+          <w:p>
+            <w:r/>
+            <w:r>
+              <w:rPr>
+                <w:b w:val="0"/>
+                <w:sz w:val="18"/>
+              </w:rPr>
+              <w:t>起草合同、上传附件、处理打回、恢复流程</w:t>
+            </w:r>
+          </w:p>
+        </w:tc>
+      </w:tr>
+      <w:tr>
+        <w:tc>
+          <w:tcPr>
+            <w:tcW w:type="dxa" w:w="2448"/>
+            <w:vAlign w:val="center"/>
+          </w:tcPr>
+          <w:p>
+            <w:r/>
+            <w:r>
+              <w:rPr>
+                <w:b w:val="0"/>
+                <w:sz w:val="18"/>
+              </w:rPr>
+              <w:t>会签人</w:t>
+            </w:r>
+          </w:p>
+        </w:tc>
+        <w:tc>
+          <w:tcPr>
+            <w:tcW w:type="dxa" w:w="2448"/>
+            <w:vAlign w:val="center"/>
+          </w:tcPr>
+          <w:p>
+            <w:r/>
+            <w:r>
+              <w:rPr>
+                <w:b w:val="0"/>
+                <w:sz w:val="18"/>
+              </w:rPr>
+              <w:t>对合同条款提出专业意见</w:t>
+            </w:r>
+          </w:p>
+        </w:tc>
+        <w:tc>
+          <w:tcPr>
+            <w:tcW w:type="dxa" w:w="2448"/>
+            <w:vAlign w:val="center"/>
+          </w:tcPr>
+          <w:p>
+            <w:r/>
+            <w:r>
+              <w:rPr>
+                <w:b w:val="0"/>
+                <w:sz w:val="18"/>
+              </w:rPr>
+              <w:t>contract:countersign、contract:view</w:t>
+            </w:r>
+          </w:p>
+        </w:tc>
+        <w:tc>
+          <w:tcPr>
+            <w:tcW w:type="dxa" w:w="2448"/>
+            <w:vAlign w:val="center"/>
+          </w:tcPr>
+          <w:p>
+            <w:r/>
+            <w:r>
+              <w:rPr>
+                <w:b w:val="0"/>
+                <w:sz w:val="18"/>
+              </w:rPr>
+              <w:t>提交会签意见、打回到重新起草</w:t>
+            </w:r>
+          </w:p>
+        </w:tc>
+      </w:tr>
+      <w:tr>
+        <w:tc>
+          <w:tcPr>
+            <w:tcW w:type="dxa" w:w="2448"/>
+            <w:vAlign w:val="center"/>
+          </w:tcPr>
+          <w:p>
+            <w:r/>
+            <w:r>
+              <w:rPr>
+                <w:b w:val="0"/>
+                <w:sz w:val="18"/>
+              </w:rPr>
+              <w:t>审批人</w:t>
+            </w:r>
+          </w:p>
+        </w:tc>
+        <w:tc>
+          <w:tcPr>
+            <w:tcW w:type="dxa" w:w="2448"/>
+            <w:vAlign w:val="center"/>
+          </w:tcPr>
+          <w:p>
+            <w:r/>
+            <w:r>
+              <w:rPr>
+                <w:b w:val="0"/>
+                <w:sz w:val="18"/>
+              </w:rPr>
+              <w:t>对定稿合同进行审批决策</w:t>
+            </w:r>
+          </w:p>
+        </w:tc>
+        <w:tc>
+          <w:tcPr>
+            <w:tcW w:type="dxa" w:w="2448"/>
+            <w:vAlign w:val="center"/>
+          </w:tcPr>
+          <w:p>
+            <w:r/>
+            <w:r>
+              <w:rPr>
+                <w:b w:val="0"/>
+                <w:sz w:val="18"/>
+              </w:rPr>
+              <w:t>contract:approve、contract:view</w:t>
+            </w:r>
+          </w:p>
+        </w:tc>
+        <w:tc>
+          <w:tcPr>
+            <w:tcW w:type="dxa" w:w="2448"/>
+            <w:vAlign w:val="center"/>
+          </w:tcPr>
+          <w:p>
+            <w:r/>
+            <w:r>
+              <w:rPr>
+                <w:b w:val="0"/>
+                <w:sz w:val="18"/>
+              </w:rPr>
+              <w:t>审批通过、审批拒绝、打回到重新定稿/起草</w:t>
+            </w:r>
+          </w:p>
+        </w:tc>
+      </w:tr>
+      <w:tr>
+        <w:tc>
+          <w:tcPr>
+            <w:tcW w:type="dxa" w:w="2448"/>
+            <w:vAlign w:val="center"/>
+          </w:tcPr>
+          <w:p>
+            <w:r/>
+            <w:r>
+              <w:rPr>
+                <w:b w:val="0"/>
+                <w:sz w:val="18"/>
+              </w:rPr>
+              <w:t>签订人</w:t>
+            </w:r>
+          </w:p>
+        </w:tc>
+        <w:tc>
+          <w:tcPr>
+            <w:tcW w:type="dxa" w:w="2448"/>
+            <w:vAlign w:val="center"/>
+          </w:tcPr>
+          <w:p>
+            <w:r/>
+            <w:r>
+              <w:rPr>
+                <w:b w:val="0"/>
+                <w:sz w:val="18"/>
+              </w:rPr>
+              <w:t>完成合同签订归档</w:t>
+            </w:r>
+          </w:p>
+        </w:tc>
+        <w:tc>
+          <w:tcPr>
+            <w:tcW w:type="dxa" w:w="2448"/>
+            <w:vAlign w:val="center"/>
+          </w:tcPr>
+          <w:p>
+            <w:r/>
+            <w:r>
+              <w:rPr>
+                <w:b w:val="0"/>
+                <w:sz w:val="18"/>
+              </w:rPr>
+              <w:t>contract:sign、contract:view</w:t>
+            </w:r>
+          </w:p>
+        </w:tc>
+        <w:tc>
+          <w:tcPr>
+            <w:tcW w:type="dxa" w:w="2448"/>
+            <w:vAlign w:val="center"/>
+          </w:tcPr>
+          <w:p>
+            <w:r/>
+            <w:r>
+              <w:rPr>
+                <w:b w:val="0"/>
+                <w:sz w:val="18"/>
+              </w:rPr>
+              <w:t>录入签订日期和签订说明、签订前打回</w:t>
+            </w:r>
+          </w:p>
+        </w:tc>
+      </w:tr>
+      <w:tr>
+        <w:tc>
+          <w:tcPr>
+            <w:tcW w:type="dxa" w:w="2448"/>
+            <w:vAlign w:val="center"/>
+          </w:tcPr>
+          <w:p>
+            <w:r/>
+            <w:r>
+              <w:rPr>
+                <w:b w:val="0"/>
+                <w:sz w:val="18"/>
+              </w:rPr>
+              <w:t>审计/查询人员</w:t>
+            </w:r>
+          </w:p>
+        </w:tc>
+        <w:tc>
+          <w:tcPr>
+            <w:tcW w:type="dxa" w:w="2448"/>
+            <w:vAlign w:val="center"/>
+          </w:tcPr>
+          <w:p>
+            <w:r/>
+            <w:r>
+              <w:rPr>
+                <w:b w:val="0"/>
+                <w:sz w:val="18"/>
+              </w:rPr>
+              <w:t>检索合同和导出报表</w:t>
+            </w:r>
+          </w:p>
+        </w:tc>
+        <w:tc>
+          <w:tcPr>
+            <w:tcW w:type="dxa" w:w="2448"/>
+            <w:vAlign w:val="center"/>
+          </w:tcPr>
+          <w:p>
+            <w:r/>
+            <w:r>
+              <w:rPr>
+                <w:b w:val="0"/>
+                <w:sz w:val="18"/>
+              </w:rPr>
+              <w:t>contract:query、log:view</w:t>
+            </w:r>
+          </w:p>
+        </w:tc>
+        <w:tc>
+          <w:tcPr>
+            <w:tcW w:type="dxa" w:w="2448"/>
+            <w:vAlign w:val="center"/>
+          </w:tcPr>
+          <w:p>
+            <w:r/>
+            <w:r>
+              <w:rPr>
+                <w:b w:val="0"/>
+                <w:sz w:val="18"/>
+              </w:rPr>
+              <w:t>多条件查询、导出合同 CSV、导出日志 CSV</w:t>
+            </w:r>
+          </w:p>
+        </w:tc>
+      </w:tr>
+    </w:tbl>
+    <w:p/>
+    <w:p>
+      <w:pPr>
+        <w:pStyle w:val="Heading1"/>
+      </w:pPr>
+      <w:r>
+        <w:t>3. 功能性需求</w:t>
       </w:r>
     </w:p>
     <w:p>
@@ -73,6 +1058,11 @@
             </a:graphic>
           </wp:inline>
         </w:drawing>
+      </w:r>
+    </w:p>
+    <w:p>
+      <w:r>
+        <w:t>用例图中的系统边界覆盖合同生命周期和系统支撑能力。为避免图过空，图中不仅列出主流程用例，也列出模板、附件、查询统计、日志审计和回退恢复等结题新增用例。</w:t>
       </w:r>
     </w:p>
     <w:tbl>
@@ -333,7 +1323,1842 @@
         <w:pStyle w:val="Heading1"/>
       </w:pPr>
       <w:r>
-        <w:t>2. 非功能性需求</w:t>
+        <w:t>4. 主要用例规约</w:t>
+      </w:r>
+    </w:p>
+    <w:tbl>
+      <w:tblPr>
+        <w:tblStyle w:val="TableGrid"/>
+        <w:tblW w:type="auto" w:w="0"/>
+        <w:tblLayout w:type="autofit"/>
+        <w:tblLook w:firstColumn="1" w:firstRow="1" w:lastColumn="0" w:lastRow="0" w:noHBand="0" w:noVBand="1" w:val="04A0"/>
+      </w:tblPr>
+      <w:tblGrid>
+        <w:gridCol w:w="2448"/>
+        <w:gridCol w:w="2448"/>
+        <w:gridCol w:w="2448"/>
+        <w:gridCol w:w="2448"/>
+      </w:tblGrid>
+      <w:tr>
+        <w:tc>
+          <w:tcPr>
+            <w:tcW w:type="dxa" w:w="2448"/>
+            <w:shd w:fill="F2F4F7"/>
+            <w:vAlign w:val="center"/>
+          </w:tcPr>
+          <w:p>
+            <w:r/>
+            <w:r>
+              <w:rPr>
+                <w:b/>
+                <w:sz w:val="18"/>
+              </w:rPr>
+              <w:t>用例</w:t>
+            </w:r>
+          </w:p>
+        </w:tc>
+        <w:tc>
+          <w:tcPr>
+            <w:tcW w:type="dxa" w:w="2448"/>
+            <w:shd w:fill="F2F4F7"/>
+            <w:vAlign w:val="center"/>
+          </w:tcPr>
+          <w:p>
+            <w:r/>
+            <w:r>
+              <w:rPr>
+                <w:b/>
+                <w:sz w:val="18"/>
+              </w:rPr>
+              <w:t>前置条件</w:t>
+            </w:r>
+          </w:p>
+        </w:tc>
+        <w:tc>
+          <w:tcPr>
+            <w:tcW w:type="dxa" w:w="2448"/>
+            <w:shd w:fill="F2F4F7"/>
+            <w:vAlign w:val="center"/>
+          </w:tcPr>
+          <w:p>
+            <w:r/>
+            <w:r>
+              <w:rPr>
+                <w:b/>
+                <w:sz w:val="18"/>
+              </w:rPr>
+              <w:t>主流程</w:t>
+            </w:r>
+          </w:p>
+        </w:tc>
+        <w:tc>
+          <w:tcPr>
+            <w:tcW w:type="dxa" w:w="2448"/>
+            <w:shd w:fill="F2F4F7"/>
+            <w:vAlign w:val="center"/>
+          </w:tcPr>
+          <w:p>
+            <w:r/>
+            <w:r>
+              <w:rPr>
+                <w:b/>
+                <w:sz w:val="18"/>
+              </w:rPr>
+              <w:t>异常/扩展</w:t>
+            </w:r>
+          </w:p>
+        </w:tc>
+      </w:tr>
+      <w:tr>
+        <w:tc>
+          <w:tcPr>
+            <w:tcW w:type="dxa" w:w="2448"/>
+            <w:vAlign w:val="center"/>
+          </w:tcPr>
+          <w:p>
+            <w:r/>
+            <w:r>
+              <w:rPr>
+                <w:b w:val="0"/>
+                <w:sz w:val="18"/>
+              </w:rPr>
+              <w:t>登录与权限加载</w:t>
+            </w:r>
+          </w:p>
+        </w:tc>
+        <w:tc>
+          <w:tcPr>
+            <w:tcW w:type="dxa" w:w="2448"/>
+            <w:vAlign w:val="center"/>
+          </w:tcPr>
+          <w:p>
+            <w:r/>
+            <w:r>
+              <w:rPr>
+                <w:b w:val="0"/>
+                <w:sz w:val="18"/>
+              </w:rPr>
+              <w:t>用户已存在且状态正常</w:t>
+            </w:r>
+          </w:p>
+        </w:tc>
+        <w:tc>
+          <w:tcPr>
+            <w:tcW w:type="dxa" w:w="2448"/>
+            <w:vAlign w:val="center"/>
+          </w:tcPr>
+          <w:p>
+            <w:r/>
+            <w:r>
+              <w:rPr>
+                <w:b w:val="0"/>
+                <w:sz w:val="18"/>
+              </w:rPr>
+              <w:t>输入账号密码；后端校验；返回 JWT 和用户信息；前端加载权限菜单</w:t>
+            </w:r>
+          </w:p>
+        </w:tc>
+        <w:tc>
+          <w:tcPr>
+            <w:tcW w:type="dxa" w:w="2448"/>
+            <w:vAlign w:val="center"/>
+          </w:tcPr>
+          <w:p>
+            <w:r/>
+            <w:r>
+              <w:rPr>
+                <w:b w:val="0"/>
+                <w:sz w:val="18"/>
+              </w:rPr>
+              <w:t>密码错误返回 401；无权限菜单不显示；接口越权返回 403</w:t>
+            </w:r>
+          </w:p>
+        </w:tc>
+      </w:tr>
+      <w:tr>
+        <w:tc>
+          <w:tcPr>
+            <w:tcW w:type="dxa" w:w="2448"/>
+            <w:vAlign w:val="center"/>
+          </w:tcPr>
+          <w:p>
+            <w:r/>
+            <w:r>
+              <w:rPr>
+                <w:b w:val="0"/>
+                <w:sz w:val="18"/>
+              </w:rPr>
+              <w:t>客户维护</w:t>
+            </w:r>
+          </w:p>
+        </w:tc>
+        <w:tc>
+          <w:tcPr>
+            <w:tcW w:type="dxa" w:w="2448"/>
+            <w:vAlign w:val="center"/>
+          </w:tcPr>
+          <w:p>
+            <w:r/>
+            <w:r>
+              <w:rPr>
+                <w:b w:val="0"/>
+                <w:sz w:val="18"/>
+              </w:rPr>
+              <w:t>用户具备 customer:manage</w:t>
+            </w:r>
+          </w:p>
+        </w:tc>
+        <w:tc>
+          <w:tcPr>
+            <w:tcW w:type="dxa" w:w="2448"/>
+            <w:vAlign w:val="center"/>
+          </w:tcPr>
+          <w:p>
+            <w:r/>
+            <w:r>
+              <w:rPr>
+                <w:b w:val="0"/>
+                <w:sz w:val="18"/>
+              </w:rPr>
+              <w:t>新增客户资料；编辑联系方式、银行信息和备注；列表查询</w:t>
+            </w:r>
+          </w:p>
+        </w:tc>
+        <w:tc>
+          <w:tcPr>
+            <w:tcW w:type="dxa" w:w="2448"/>
+            <w:vAlign w:val="center"/>
+          </w:tcPr>
+          <w:p>
+            <w:r/>
+            <w:r>
+              <w:rPr>
+                <w:b w:val="0"/>
+                <w:sz w:val="18"/>
+              </w:rPr>
+              <w:t>客户被合同引用时禁止删除，防止合同关联数据断裂</w:t>
+            </w:r>
+          </w:p>
+        </w:tc>
+      </w:tr>
+      <w:tr>
+        <w:tc>
+          <w:tcPr>
+            <w:tcW w:type="dxa" w:w="2448"/>
+            <w:vAlign w:val="center"/>
+          </w:tcPr>
+          <w:p>
+            <w:r/>
+            <w:r>
+              <w:rPr>
+                <w:b w:val="0"/>
+                <w:sz w:val="18"/>
+              </w:rPr>
+              <w:t>模板管理</w:t>
+            </w:r>
+          </w:p>
+        </w:tc>
+        <w:tc>
+          <w:tcPr>
+            <w:tcW w:type="dxa" w:w="2448"/>
+            <w:vAlign w:val="center"/>
+          </w:tcPr>
+          <w:p>
+            <w:r/>
+            <w:r>
+              <w:rPr>
+                <w:b w:val="0"/>
+                <w:sz w:val="18"/>
+              </w:rPr>
+              <w:t>合同管理员登录</w:t>
+            </w:r>
+          </w:p>
+        </w:tc>
+        <w:tc>
+          <w:tcPr>
+            <w:tcW w:type="dxa" w:w="2448"/>
+            <w:vAlign w:val="center"/>
+          </w:tcPr>
+          <w:p>
+            <w:r/>
+            <w:r>
+              <w:rPr>
+                <w:b w:val="0"/>
+                <w:sz w:val="18"/>
+              </w:rPr>
+              <w:t>上传模板文件；填写说明；设置可见角色；启停模板；下载模板</w:t>
+            </w:r>
+          </w:p>
+        </w:tc>
+        <w:tc>
+          <w:tcPr>
+            <w:tcW w:type="dxa" w:w="2448"/>
+            <w:vAlign w:val="center"/>
+          </w:tcPr>
+          <w:p>
+            <w:r/>
+            <w:r>
+              <w:rPr>
+                <w:b w:val="0"/>
+                <w:sz w:val="18"/>
+              </w:rPr>
+              <w:t>文件扩展名或魔数不匹配时拒绝；停用模板对起草人不可见</w:t>
+            </w:r>
+          </w:p>
+        </w:tc>
+      </w:tr>
+      <w:tr>
+        <w:tc>
+          <w:tcPr>
+            <w:tcW w:type="dxa" w:w="2448"/>
+            <w:vAlign w:val="center"/>
+          </w:tcPr>
+          <w:p>
+            <w:r/>
+            <w:r>
+              <w:rPr>
+                <w:b w:val="0"/>
+                <w:sz w:val="18"/>
+              </w:rPr>
+              <w:t>起草合同</w:t>
+            </w:r>
+          </w:p>
+        </w:tc>
+        <w:tc>
+          <w:tcPr>
+            <w:tcW w:type="dxa" w:w="2448"/>
+            <w:vAlign w:val="center"/>
+          </w:tcPr>
+          <w:p>
+            <w:r/>
+            <w:r>
+              <w:rPr>
+                <w:b w:val="0"/>
+                <w:sz w:val="18"/>
+              </w:rPr>
+              <w:t>存在客户，用户具备 contract:create</w:t>
+            </w:r>
+          </w:p>
+        </w:tc>
+        <w:tc>
+          <w:tcPr>
+            <w:tcW w:type="dxa" w:w="2448"/>
+            <w:vAlign w:val="center"/>
+          </w:tcPr>
+          <w:p>
+            <w:r/>
+            <w:r>
+              <w:rPr>
+                <w:b w:val="0"/>
+                <w:sz w:val="18"/>
+              </w:rPr>
+              <w:t>填写合同字段；选择附件；提交后生成合同编号、版本和分配待办</w:t>
+            </w:r>
+          </w:p>
+        </w:tc>
+        <w:tc>
+          <w:tcPr>
+            <w:tcW w:type="dxa" w:w="2448"/>
+            <w:vAlign w:val="center"/>
+          </w:tcPr>
+          <w:p>
+            <w:r/>
+            <w:r>
+              <w:rPr>
+                <w:b w:val="0"/>
+                <w:sz w:val="18"/>
+              </w:rPr>
+              <w:t>结束日期早于开始日期时报错；附件不合法时报错</w:t>
+            </w:r>
+          </w:p>
+        </w:tc>
+      </w:tr>
+      <w:tr>
+        <w:tc>
+          <w:tcPr>
+            <w:tcW w:type="dxa" w:w="2448"/>
+            <w:vAlign w:val="center"/>
+          </w:tcPr>
+          <w:p>
+            <w:r/>
+            <w:r>
+              <w:rPr>
+                <w:b w:val="0"/>
+                <w:sz w:val="18"/>
+              </w:rPr>
+              <w:t>分片上传附件</w:t>
+            </w:r>
+          </w:p>
+        </w:tc>
+        <w:tc>
+          <w:tcPr>
+            <w:tcW w:type="dxa" w:w="2448"/>
+            <w:vAlign w:val="center"/>
+          </w:tcPr>
+          <w:p>
+            <w:r/>
+            <w:r>
+              <w:rPr>
+                <w:b w:val="0"/>
+                <w:sz w:val="18"/>
+              </w:rPr>
+              <w:t>合同为草稿，操作者为起草人且具备 contract:update</w:t>
+            </w:r>
+          </w:p>
+        </w:tc>
+        <w:tc>
+          <w:tcPr>
+            <w:tcW w:type="dxa" w:w="2448"/>
+            <w:vAlign w:val="center"/>
+          </w:tcPr>
+          <w:p>
+            <w:r/>
+            <w:r>
+              <w:rPr>
+                <w:b w:val="0"/>
+                <w:sz w:val="18"/>
+              </w:rPr>
+              <w:t>创建上传会话；上传分片；查询已传分片；合并完成；附件列表刷新</w:t>
+            </w:r>
+          </w:p>
+        </w:tc>
+        <w:tc>
+          <w:tcPr>
+            <w:tcW w:type="dxa" w:w="2448"/>
+            <w:vAlign w:val="center"/>
+          </w:tcPr>
+          <w:p>
+            <w:r/>
+            <w:r>
+              <w:rPr>
+                <w:b w:val="0"/>
+                <w:sz w:val="18"/>
+              </w:rPr>
+              <w:t>网络中断后只补传缺失分片；合并失败不生成附件记录</w:t>
+            </w:r>
+          </w:p>
+        </w:tc>
+      </w:tr>
+      <w:tr>
+        <w:tc>
+          <w:tcPr>
+            <w:tcW w:type="dxa" w:w="2448"/>
+            <w:vAlign w:val="center"/>
+          </w:tcPr>
+          <w:p>
+            <w:r/>
+            <w:r>
+              <w:rPr>
+                <w:b w:val="0"/>
+                <w:sz w:val="18"/>
+              </w:rPr>
+              <w:t>分配流程人员</w:t>
+            </w:r>
+          </w:p>
+        </w:tc>
+        <w:tc>
+          <w:tcPr>
+            <w:tcW w:type="dxa" w:w="2448"/>
+            <w:vAlign w:val="center"/>
+          </w:tcPr>
+          <w:p>
+            <w:r/>
+            <w:r>
+              <w:rPr>
+                <w:b w:val="0"/>
+                <w:sz w:val="18"/>
+              </w:rPr>
+              <w:t>合同处于 DRAFT，存在分配待办</w:t>
+            </w:r>
+          </w:p>
+        </w:tc>
+        <w:tc>
+          <w:tcPr>
+            <w:tcW w:type="dxa" w:w="2448"/>
+            <w:vAlign w:val="center"/>
+          </w:tcPr>
+          <w:p>
+            <w:r/>
+            <w:r>
+              <w:rPr>
+                <w:b w:val="0"/>
+                <w:sz w:val="18"/>
+              </w:rPr>
+              <w:t>选择会签人、审批人、签订人；提交分配；生成会签待办</w:t>
+            </w:r>
+          </w:p>
+        </w:tc>
+        <w:tc>
+          <w:tcPr>
+            <w:tcW w:type="dxa" w:w="2448"/>
+            <w:vAlign w:val="center"/>
+          </w:tcPr>
+          <w:p>
+            <w:r/>
+            <w:r>
+              <w:rPr>
+                <w:b w:val="0"/>
+                <w:sz w:val="18"/>
+              </w:rPr>
+              <w:t>签订人不能是起草人；候选人必须具备对应权限</w:t>
+            </w:r>
+          </w:p>
+        </w:tc>
+      </w:tr>
+      <w:tr>
+        <w:tc>
+          <w:tcPr>
+            <w:tcW w:type="dxa" w:w="2448"/>
+            <w:vAlign w:val="center"/>
+          </w:tcPr>
+          <w:p>
+            <w:r/>
+            <w:r>
+              <w:rPr>
+                <w:b w:val="0"/>
+                <w:sz w:val="18"/>
+              </w:rPr>
+              <w:t>会签与定稿</w:t>
+            </w:r>
+          </w:p>
+        </w:tc>
+        <w:tc>
+          <w:tcPr>
+            <w:tcW w:type="dxa" w:w="2448"/>
+            <w:vAlign w:val="center"/>
+          </w:tcPr>
+          <w:p>
+            <w:r/>
+            <w:r>
+              <w:rPr>
+                <w:b w:val="0"/>
+                <w:sz w:val="18"/>
+              </w:rPr>
+              <w:t>合同已分配，会签任务待处理</w:t>
+            </w:r>
+          </w:p>
+        </w:tc>
+        <w:tc>
+          <w:tcPr>
+            <w:tcW w:type="dxa" w:w="2448"/>
+            <w:vAlign w:val="center"/>
+          </w:tcPr>
+          <w:p>
+            <w:r/>
+            <w:r>
+              <w:rPr>
+                <w:b w:val="0"/>
+                <w:sz w:val="18"/>
+              </w:rPr>
+              <w:t>会签人提交意见；全部会签完成；起草人定稿并产生版本</w:t>
+            </w:r>
+          </w:p>
+        </w:tc>
+        <w:tc>
+          <w:tcPr>
+            <w:tcW w:type="dxa" w:w="2448"/>
+            <w:vAlign w:val="center"/>
+          </w:tcPr>
+          <w:p>
+            <w:r/>
+            <w:r>
+              <w:rPr>
+                <w:b w:val="0"/>
+                <w:sz w:val="18"/>
+              </w:rPr>
+              <w:t>会签人可打回重新起草；定稿人必须是起草人</w:t>
+            </w:r>
+          </w:p>
+        </w:tc>
+      </w:tr>
+      <w:tr>
+        <w:tc>
+          <w:tcPr>
+            <w:tcW w:type="dxa" w:w="2448"/>
+            <w:vAlign w:val="center"/>
+          </w:tcPr>
+          <w:p>
+            <w:r/>
+            <w:r>
+              <w:rPr>
+                <w:b w:val="0"/>
+                <w:sz w:val="18"/>
+              </w:rPr>
+              <w:t>审批与打回</w:t>
+            </w:r>
+          </w:p>
+        </w:tc>
+        <w:tc>
+          <w:tcPr>
+            <w:tcW w:type="dxa" w:w="2448"/>
+            <w:vAlign w:val="center"/>
+          </w:tcPr>
+          <w:p>
+            <w:r/>
+            <w:r>
+              <w:rPr>
+                <w:b w:val="0"/>
+                <w:sz w:val="18"/>
+              </w:rPr>
+              <w:t>合同已定稿，审批任务待处理</w:t>
+            </w:r>
+          </w:p>
+        </w:tc>
+        <w:tc>
+          <w:tcPr>
+            <w:tcW w:type="dxa" w:w="2448"/>
+            <w:vAlign w:val="center"/>
+          </w:tcPr>
+          <w:p>
+            <w:r/>
+            <w:r>
+              <w:rPr>
+                <w:b w:val="0"/>
+                <w:sz w:val="18"/>
+              </w:rPr>
+              <w:t>审批人通过、拒绝或打回；通过后进入签订；打回后进入恢复流程</w:t>
+            </w:r>
+          </w:p>
+        </w:tc>
+        <w:tc>
+          <w:tcPr>
+            <w:tcW w:type="dxa" w:w="2448"/>
+            <w:vAlign w:val="center"/>
+          </w:tcPr>
+          <w:p>
+            <w:r/>
+            <w:r>
+              <w:rPr>
+                <w:b w:val="0"/>
+                <w:sz w:val="18"/>
+              </w:rPr>
+              <w:t>审批拒绝为终止状态；打回目标可为重新定稿或重新起草</w:t>
+            </w:r>
+          </w:p>
+        </w:tc>
+      </w:tr>
+      <w:tr>
+        <w:tc>
+          <w:tcPr>
+            <w:tcW w:type="dxa" w:w="2448"/>
+            <w:vAlign w:val="center"/>
+          </w:tcPr>
+          <w:p>
+            <w:r/>
+            <w:r>
+              <w:rPr>
+                <w:b w:val="0"/>
+                <w:sz w:val="18"/>
+              </w:rPr>
+              <w:t>恢复新轮流程</w:t>
+            </w:r>
+          </w:p>
+        </w:tc>
+        <w:tc>
+          <w:tcPr>
+            <w:tcW w:type="dxa" w:w="2448"/>
+            <w:vAlign w:val="center"/>
+          </w:tcPr>
+          <w:p>
+            <w:r/>
+            <w:r>
+              <w:rPr>
+                <w:b w:val="0"/>
+                <w:sz w:val="18"/>
+              </w:rPr>
+              <w:t>合同处于 RETURNED 或可恢复草稿，操作者为起草人</w:t>
+            </w:r>
+          </w:p>
+        </w:tc>
+        <w:tc>
+          <w:tcPr>
+            <w:tcW w:type="dxa" w:w="2448"/>
+            <w:vAlign w:val="center"/>
+          </w:tcPr>
+          <w:p>
+            <w:r/>
+            <w:r>
+              <w:rPr>
+                <w:b w:val="0"/>
+                <w:sz w:val="18"/>
+              </w:rPr>
+              <w:t>查看打回原因；修改合同；点击恢复；系统生成新轮任务</w:t>
+            </w:r>
+          </w:p>
+        </w:tc>
+        <w:tc>
+          <w:tcPr>
+            <w:tcW w:type="dxa" w:w="2448"/>
+            <w:vAlign w:val="center"/>
+          </w:tcPr>
+          <w:p>
+            <w:r/>
+            <w:r>
+              <w:rPr>
+                <w:b w:val="0"/>
+                <w:sz w:val="18"/>
+              </w:rPr>
+              <w:t>非起草人不能恢复；旧轮任务必须保留且不可误处理</w:t>
+            </w:r>
+          </w:p>
+        </w:tc>
+      </w:tr>
+      <w:tr>
+        <w:tc>
+          <w:tcPr>
+            <w:tcW w:type="dxa" w:w="2448"/>
+            <w:vAlign w:val="center"/>
+          </w:tcPr>
+          <w:p>
+            <w:r/>
+            <w:r>
+              <w:rPr>
+                <w:b w:val="0"/>
+                <w:sz w:val="18"/>
+              </w:rPr>
+              <w:t>签订归档</w:t>
+            </w:r>
+          </w:p>
+        </w:tc>
+        <w:tc>
+          <w:tcPr>
+            <w:tcW w:type="dxa" w:w="2448"/>
+            <w:vAlign w:val="center"/>
+          </w:tcPr>
+          <w:p>
+            <w:r/>
+            <w:r>
+              <w:rPr>
+                <w:b w:val="0"/>
+                <w:sz w:val="18"/>
+              </w:rPr>
+              <w:t>合同审批通过，签订任务待处理</w:t>
+            </w:r>
+          </w:p>
+        </w:tc>
+        <w:tc>
+          <w:tcPr>
+            <w:tcW w:type="dxa" w:w="2448"/>
+            <w:vAlign w:val="center"/>
+          </w:tcPr>
+          <w:p>
+            <w:r/>
+            <w:r>
+              <w:rPr>
+                <w:b w:val="0"/>
+                <w:sz w:val="18"/>
+              </w:rPr>
+              <w:t>签订人填写签订日期和签订说明；提交后状态为 SIGNED</w:t>
+            </w:r>
+          </w:p>
+        </w:tc>
+        <w:tc>
+          <w:tcPr>
+            <w:tcW w:type="dxa" w:w="2448"/>
+            <w:vAlign w:val="center"/>
+          </w:tcPr>
+          <w:p>
+            <w:r/>
+            <w:r>
+              <w:rPr>
+                <w:b w:val="0"/>
+                <w:sz w:val="18"/>
+              </w:rPr>
+              <w:t>签订前可打回；签订后不允许继续编辑和恢复</w:t>
+            </w:r>
+          </w:p>
+        </w:tc>
+      </w:tr>
+      <w:tr>
+        <w:tc>
+          <w:tcPr>
+            <w:tcW w:type="dxa" w:w="2448"/>
+            <w:vAlign w:val="center"/>
+          </w:tcPr>
+          <w:p>
+            <w:r/>
+            <w:r>
+              <w:rPr>
+                <w:b w:val="0"/>
+                <w:sz w:val="18"/>
+              </w:rPr>
+              <w:t>查询统计导出</w:t>
+            </w:r>
+          </w:p>
+        </w:tc>
+        <w:tc>
+          <w:tcPr>
+            <w:tcW w:type="dxa" w:w="2448"/>
+            <w:vAlign w:val="center"/>
+          </w:tcPr>
+          <w:p>
+            <w:r/>
+            <w:r>
+              <w:rPr>
+                <w:b w:val="0"/>
+                <w:sz w:val="18"/>
+              </w:rPr>
+              <w:t>用户具备 contract:query</w:t>
+            </w:r>
+          </w:p>
+        </w:tc>
+        <w:tc>
+          <w:tcPr>
+            <w:tcW w:type="dxa" w:w="2448"/>
+            <w:vAlign w:val="center"/>
+          </w:tcPr>
+          <w:p>
+            <w:r/>
+            <w:r>
+              <w:rPr>
+                <w:b w:val="0"/>
+                <w:sz w:val="18"/>
+              </w:rPr>
+              <w:t>按关键字、状态、客户和日期筛选；查看统计；导出 CSV</w:t>
+            </w:r>
+          </w:p>
+        </w:tc>
+        <w:tc>
+          <w:tcPr>
+            <w:tcW w:type="dxa" w:w="2448"/>
+            <w:vAlign w:val="center"/>
+          </w:tcPr>
+          <w:p>
+            <w:r/>
+            <w:r>
+              <w:rPr>
+                <w:b w:val="0"/>
+                <w:sz w:val="18"/>
+              </w:rPr>
+              <w:t>导出字段需要转义，防止逗号、换行和公式注入</w:t>
+            </w:r>
+          </w:p>
+        </w:tc>
+      </w:tr>
+      <w:tr>
+        <w:tc>
+          <w:tcPr>
+            <w:tcW w:type="dxa" w:w="2448"/>
+            <w:vAlign w:val="center"/>
+          </w:tcPr>
+          <w:p>
+            <w:r/>
+            <w:r>
+              <w:rPr>
+                <w:b w:val="0"/>
+                <w:sz w:val="18"/>
+              </w:rPr>
+              <w:t>日志审计</w:t>
+            </w:r>
+          </w:p>
+        </w:tc>
+        <w:tc>
+          <w:tcPr>
+            <w:tcW w:type="dxa" w:w="2448"/>
+            <w:vAlign w:val="center"/>
+          </w:tcPr>
+          <w:p>
+            <w:r/>
+            <w:r>
+              <w:rPr>
+                <w:b w:val="0"/>
+                <w:sz w:val="18"/>
+              </w:rPr>
+              <w:t>用户具备 log:view</w:t>
+            </w:r>
+          </w:p>
+        </w:tc>
+        <w:tc>
+          <w:tcPr>
+            <w:tcW w:type="dxa" w:w="2448"/>
+            <w:vAlign w:val="center"/>
+          </w:tcPr>
+          <w:p>
+            <w:r/>
+            <w:r>
+              <w:rPr>
+                <w:b w:val="0"/>
+                <w:sz w:val="18"/>
+              </w:rPr>
+              <w:t>按模块、关键字、时间筛选日志；导出日志 CSV</w:t>
+            </w:r>
+          </w:p>
+        </w:tc>
+        <w:tc>
+          <w:tcPr>
+            <w:tcW w:type="dxa" w:w="2448"/>
+            <w:vAlign w:val="center"/>
+          </w:tcPr>
+          <w:p>
+            <w:r/>
+            <w:r>
+              <w:rPr>
+                <w:b w:val="0"/>
+                <w:sz w:val="18"/>
+              </w:rPr>
+              <w:t>敏感操作应记录操作人、对象、动作和内容</w:t>
+            </w:r>
+          </w:p>
+        </w:tc>
+      </w:tr>
+    </w:tbl>
+    <w:p/>
+    <w:p>
+      <w:pPr>
+        <w:pStyle w:val="Heading1"/>
+      </w:pPr>
+      <w:r>
+        <w:t>5. 业务规则与约束</w:t>
+      </w:r>
+    </w:p>
+    <w:tbl>
+      <w:tblPr>
+        <w:tblStyle w:val="TableGrid"/>
+        <w:tblW w:type="auto" w:w="0"/>
+        <w:tblLayout w:type="autofit"/>
+        <w:tblLook w:firstColumn="1" w:firstRow="1" w:lastColumn="0" w:lastRow="0" w:noHBand="0" w:noVBand="1" w:val="04A0"/>
+      </w:tblPr>
+      <w:tblGrid>
+        <w:gridCol w:w="3264"/>
+        <w:gridCol w:w="3264"/>
+        <w:gridCol w:w="3264"/>
+      </w:tblGrid>
+      <w:tr>
+        <w:tc>
+          <w:tcPr>
+            <w:tcW w:type="dxa" w:w="3264"/>
+            <w:shd w:fill="F2F4F7"/>
+            <w:vAlign w:val="center"/>
+          </w:tcPr>
+          <w:p>
+            <w:r/>
+            <w:r>
+              <w:rPr>
+                <w:b/>
+                <w:sz w:val="18"/>
+              </w:rPr>
+              <w:t>规则类别</w:t>
+            </w:r>
+          </w:p>
+        </w:tc>
+        <w:tc>
+          <w:tcPr>
+            <w:tcW w:type="dxa" w:w="3264"/>
+            <w:shd w:fill="F2F4F7"/>
+            <w:vAlign w:val="center"/>
+          </w:tcPr>
+          <w:p>
+            <w:r/>
+            <w:r>
+              <w:rPr>
+                <w:b/>
+                <w:sz w:val="18"/>
+              </w:rPr>
+              <w:t>规则描述</w:t>
+            </w:r>
+          </w:p>
+        </w:tc>
+        <w:tc>
+          <w:tcPr>
+            <w:tcW w:type="dxa" w:w="3264"/>
+            <w:shd w:fill="F2F4F7"/>
+            <w:vAlign w:val="center"/>
+          </w:tcPr>
+          <w:p>
+            <w:r/>
+            <w:r>
+              <w:rPr>
+                <w:b/>
+                <w:sz w:val="18"/>
+              </w:rPr>
+              <w:t>原因</w:t>
+            </w:r>
+          </w:p>
+        </w:tc>
+      </w:tr>
+      <w:tr>
+        <w:tc>
+          <w:tcPr>
+            <w:tcW w:type="dxa" w:w="3264"/>
+            <w:vAlign w:val="center"/>
+          </w:tcPr>
+          <w:p>
+            <w:r/>
+            <w:r>
+              <w:rPr>
+                <w:b w:val="0"/>
+                <w:sz w:val="18"/>
+              </w:rPr>
+              <w:t>状态前置</w:t>
+            </w:r>
+          </w:p>
+        </w:tc>
+        <w:tc>
+          <w:tcPr>
+            <w:tcW w:type="dxa" w:w="3264"/>
+            <w:vAlign w:val="center"/>
+          </w:tcPr>
+          <w:p>
+            <w:r/>
+            <w:r>
+              <w:rPr>
+                <w:b w:val="0"/>
+                <w:sz w:val="18"/>
+              </w:rPr>
+              <w:t>每个流程动作只能在允许状态执行，例如只有 FINALIZED 可审批、APPROVED 可签订</w:t>
+            </w:r>
+          </w:p>
+        </w:tc>
+        <w:tc>
+          <w:tcPr>
+            <w:tcW w:type="dxa" w:w="3264"/>
+            <w:vAlign w:val="center"/>
+          </w:tcPr>
+          <w:p>
+            <w:r/>
+            <w:r>
+              <w:rPr>
+                <w:b w:val="0"/>
+                <w:sz w:val="18"/>
+              </w:rPr>
+              <w:t>避免合同状态乱跳</w:t>
+            </w:r>
+          </w:p>
+        </w:tc>
+      </w:tr>
+      <w:tr>
+        <w:tc>
+          <w:tcPr>
+            <w:tcW w:type="dxa" w:w="3264"/>
+            <w:vAlign w:val="center"/>
+          </w:tcPr>
+          <w:p>
+            <w:r/>
+            <w:r>
+              <w:rPr>
+                <w:b w:val="0"/>
+                <w:sz w:val="18"/>
+              </w:rPr>
+              <w:t>任务归属</w:t>
+            </w:r>
+          </w:p>
+        </w:tc>
+        <w:tc>
+          <w:tcPr>
+            <w:tcW w:type="dxa" w:w="3264"/>
+            <w:vAlign w:val="center"/>
+          </w:tcPr>
+          <w:p>
+            <w:r/>
+            <w:r>
+              <w:rPr>
+                <w:b w:val="0"/>
+                <w:sz w:val="18"/>
+              </w:rPr>
+              <w:t>只有当前任务处理人可以完成该任务</w:t>
+            </w:r>
+          </w:p>
+        </w:tc>
+        <w:tc>
+          <w:tcPr>
+            <w:tcW w:type="dxa" w:w="3264"/>
+            <w:vAlign w:val="center"/>
+          </w:tcPr>
+          <w:p>
+            <w:r/>
+            <w:r>
+              <w:rPr>
+                <w:b w:val="0"/>
+                <w:sz w:val="18"/>
+              </w:rPr>
+              <w:t>防止其他用户代办或越权处理</w:t>
+            </w:r>
+          </w:p>
+        </w:tc>
+      </w:tr>
+      <w:tr>
+        <w:tc>
+          <w:tcPr>
+            <w:tcW w:type="dxa" w:w="3264"/>
+            <w:vAlign w:val="center"/>
+          </w:tcPr>
+          <w:p>
+            <w:r/>
+            <w:r>
+              <w:rPr>
+                <w:b w:val="0"/>
+                <w:sz w:val="18"/>
+              </w:rPr>
+              <w:t>轮次隔离</w:t>
+            </w:r>
+          </w:p>
+        </w:tc>
+        <w:tc>
+          <w:tcPr>
+            <w:tcW w:type="dxa" w:w="3264"/>
+            <w:vAlign w:val="center"/>
+          </w:tcPr>
+          <w:p>
+            <w:r/>
+            <w:r>
+              <w:rPr>
+                <w:b w:val="0"/>
+                <w:sz w:val="18"/>
+              </w:rPr>
+              <w:t>currentRound 表示当前轮，ContractTask.round 保存历史轮</w:t>
+            </w:r>
+          </w:p>
+        </w:tc>
+        <w:tc>
+          <w:tcPr>
+            <w:tcW w:type="dxa" w:w="3264"/>
+            <w:vAlign w:val="center"/>
+          </w:tcPr>
+          <w:p>
+            <w:r/>
+            <w:r>
+              <w:rPr>
+                <w:b w:val="0"/>
+                <w:sz w:val="18"/>
+              </w:rPr>
+              <w:t>支持回退后保留旧意见并生成新任务</w:t>
+            </w:r>
+          </w:p>
+        </w:tc>
+      </w:tr>
+      <w:tr>
+        <w:tc>
+          <w:tcPr>
+            <w:tcW w:type="dxa" w:w="3264"/>
+            <w:vAlign w:val="center"/>
+          </w:tcPr>
+          <w:p>
+            <w:r/>
+            <w:r>
+              <w:rPr>
+                <w:b w:val="0"/>
+                <w:sz w:val="18"/>
+              </w:rPr>
+              <w:t>当前待办</w:t>
+            </w:r>
+          </w:p>
+        </w:tc>
+        <w:tc>
+          <w:tcPr>
+            <w:tcW w:type="dxa" w:w="3264"/>
+            <w:vAlign w:val="center"/>
+          </w:tcPr>
+          <w:p>
+            <w:r/>
+            <w:r>
+              <w:rPr>
+                <w:b w:val="0"/>
+                <w:sz w:val="18"/>
+              </w:rPr>
+              <w:t>PENDING 只代表当前可处理任务，旧轮未完成任务用 SUPERSEDED 封存</w:t>
+            </w:r>
+          </w:p>
+        </w:tc>
+        <w:tc>
+          <w:tcPr>
+            <w:tcW w:type="dxa" w:w="3264"/>
+            <w:vAlign w:val="center"/>
+          </w:tcPr>
+          <w:p>
+            <w:r/>
+            <w:r>
+              <w:rPr>
+                <w:b w:val="0"/>
+                <w:sz w:val="18"/>
+              </w:rPr>
+              <w:t>避免待办列表出现重复或过期待办</w:t>
+            </w:r>
+          </w:p>
+        </w:tc>
+      </w:tr>
+      <w:tr>
+        <w:tc>
+          <w:tcPr>
+            <w:tcW w:type="dxa" w:w="3264"/>
+            <w:vAlign w:val="center"/>
+          </w:tcPr>
+          <w:p>
+            <w:r/>
+            <w:r>
+              <w:rPr>
+                <w:b w:val="0"/>
+                <w:sz w:val="18"/>
+              </w:rPr>
+              <w:t>人员约束</w:t>
+            </w:r>
+          </w:p>
+        </w:tc>
+        <w:tc>
+          <w:tcPr>
+            <w:tcW w:type="dxa" w:w="3264"/>
+            <w:vAlign w:val="center"/>
+          </w:tcPr>
+          <w:p>
+            <w:r/>
+            <w:r>
+              <w:rPr>
+                <w:b w:val="0"/>
+                <w:sz w:val="18"/>
+              </w:rPr>
+              <w:t>签订人员不能为起草人；分配候选人必须具备对应权限</w:t>
+            </w:r>
+          </w:p>
+        </w:tc>
+        <w:tc>
+          <w:tcPr>
+            <w:tcW w:type="dxa" w:w="3264"/>
+            <w:vAlign w:val="center"/>
+          </w:tcPr>
+          <w:p>
+            <w:r/>
+            <w:r>
+              <w:rPr>
+                <w:b w:val="0"/>
+                <w:sz w:val="18"/>
+              </w:rPr>
+              <w:t>降低职责冲突和错误分配</w:t>
+            </w:r>
+          </w:p>
+        </w:tc>
+      </w:tr>
+      <w:tr>
+        <w:tc>
+          <w:tcPr>
+            <w:tcW w:type="dxa" w:w="3264"/>
+            <w:vAlign w:val="center"/>
+          </w:tcPr>
+          <w:p>
+            <w:r/>
+            <w:r>
+              <w:rPr>
+                <w:b w:val="0"/>
+                <w:sz w:val="18"/>
+              </w:rPr>
+              <w:t>附件约束</w:t>
+            </w:r>
+          </w:p>
+        </w:tc>
+        <w:tc>
+          <w:tcPr>
+            <w:tcW w:type="dxa" w:w="3264"/>
+            <w:vAlign w:val="center"/>
+          </w:tcPr>
+          <w:p>
+            <w:r/>
+            <w:r>
+              <w:rPr>
+                <w:b w:val="0"/>
+                <w:sz w:val="18"/>
+              </w:rPr>
+              <w:t>附件最大 10MB，限制文件类型并校验文件魔数</w:t>
+            </w:r>
+          </w:p>
+        </w:tc>
+        <w:tc>
+          <w:tcPr>
+            <w:tcW w:type="dxa" w:w="3264"/>
+            <w:vAlign w:val="center"/>
+          </w:tcPr>
+          <w:p>
+            <w:r/>
+            <w:r>
+              <w:rPr>
+                <w:b w:val="0"/>
+                <w:sz w:val="18"/>
+              </w:rPr>
+              <w:t>满足作业要求同时降低文件安全风险</w:t>
+            </w:r>
+          </w:p>
+        </w:tc>
+      </w:tr>
+      <w:tr>
+        <w:tc>
+          <w:tcPr>
+            <w:tcW w:type="dxa" w:w="3264"/>
+            <w:vAlign w:val="center"/>
+          </w:tcPr>
+          <w:p>
+            <w:r/>
+            <w:r>
+              <w:rPr>
+                <w:b w:val="0"/>
+                <w:sz w:val="18"/>
+              </w:rPr>
+              <w:t>终态保护</w:t>
+            </w:r>
+          </w:p>
+        </w:tc>
+        <w:tc>
+          <w:tcPr>
+            <w:tcW w:type="dxa" w:w="3264"/>
+            <w:vAlign w:val="center"/>
+          </w:tcPr>
+          <w:p>
+            <w:r/>
+            <w:r>
+              <w:rPr>
+                <w:b w:val="0"/>
+                <w:sz w:val="18"/>
+              </w:rPr>
+              <w:t>SIGNED、REJECTED、CANCELLED 等终态不允许继续修改流程</w:t>
+            </w:r>
+          </w:p>
+        </w:tc>
+        <w:tc>
+          <w:tcPr>
+            <w:tcW w:type="dxa" w:w="3264"/>
+            <w:vAlign w:val="center"/>
+          </w:tcPr>
+          <w:p>
+            <w:r/>
+            <w:r>
+              <w:rPr>
+                <w:b w:val="0"/>
+                <w:sz w:val="18"/>
+              </w:rPr>
+              <w:t>保证归档数据稳定</w:t>
+            </w:r>
+          </w:p>
+        </w:tc>
+      </w:tr>
+      <w:tr>
+        <w:tc>
+          <w:tcPr>
+            <w:tcW w:type="dxa" w:w="3264"/>
+            <w:vAlign w:val="center"/>
+          </w:tcPr>
+          <w:p>
+            <w:r/>
+            <w:r>
+              <w:rPr>
+                <w:b w:val="0"/>
+                <w:sz w:val="18"/>
+              </w:rPr>
+              <w:t>审计留痕</w:t>
+            </w:r>
+          </w:p>
+        </w:tc>
+        <w:tc>
+          <w:tcPr>
+            <w:tcW w:type="dxa" w:w="3264"/>
+            <w:vAlign w:val="center"/>
+          </w:tcPr>
+          <w:p>
+            <w:r/>
+            <w:r>
+              <w:rPr>
+                <w:b w:val="0"/>
+                <w:sz w:val="18"/>
+              </w:rPr>
+              <w:t>关键操作必须写入状态历史、版本历史或操作日志</w:t>
+            </w:r>
+          </w:p>
+        </w:tc>
+        <w:tc>
+          <w:tcPr>
+            <w:tcW w:type="dxa" w:w="3264"/>
+            <w:vAlign w:val="center"/>
+          </w:tcPr>
+          <w:p>
+            <w:r/>
+            <w:r>
+              <w:rPr>
+                <w:b w:val="0"/>
+                <w:sz w:val="18"/>
+              </w:rPr>
+              <w:t>满足结题验收和责任追踪</w:t>
+            </w:r>
+          </w:p>
+        </w:tc>
+      </w:tr>
+    </w:tbl>
+    <w:p/>
+    <w:p>
+      <w:pPr>
+        <w:pStyle w:val="Heading1"/>
+      </w:pPr>
+      <w:r>
+        <w:t>6. 数据需求</w:t>
+      </w:r>
+    </w:p>
+    <w:tbl>
+      <w:tblPr>
+        <w:tblStyle w:val="TableGrid"/>
+        <w:tblW w:type="auto" w:w="0"/>
+        <w:tblLayout w:type="autofit"/>
+        <w:tblLook w:firstColumn="1" w:firstRow="1" w:lastColumn="0" w:lastRow="0" w:noHBand="0" w:noVBand="1" w:val="04A0"/>
+      </w:tblPr>
+      <w:tblGrid>
+        <w:gridCol w:w="3264"/>
+        <w:gridCol w:w="3264"/>
+        <w:gridCol w:w="3264"/>
+      </w:tblGrid>
+      <w:tr>
+        <w:tc>
+          <w:tcPr>
+            <w:tcW w:type="dxa" w:w="3264"/>
+            <w:shd w:fill="F2F4F7"/>
+            <w:vAlign w:val="center"/>
+          </w:tcPr>
+          <w:p>
+            <w:r/>
+            <w:r>
+              <w:rPr>
+                <w:b/>
+                <w:sz w:val="18"/>
+              </w:rPr>
+              <w:t>数据对象</w:t>
+            </w:r>
+          </w:p>
+        </w:tc>
+        <w:tc>
+          <w:tcPr>
+            <w:tcW w:type="dxa" w:w="3264"/>
+            <w:shd w:fill="F2F4F7"/>
+            <w:vAlign w:val="center"/>
+          </w:tcPr>
+          <w:p>
+            <w:r/>
+            <w:r>
+              <w:rPr>
+                <w:b/>
+                <w:sz w:val="18"/>
+              </w:rPr>
+              <w:t>主要字段</w:t>
+            </w:r>
+          </w:p>
+        </w:tc>
+        <w:tc>
+          <w:tcPr>
+            <w:tcW w:type="dxa" w:w="3264"/>
+            <w:shd w:fill="F2F4F7"/>
+            <w:vAlign w:val="center"/>
+          </w:tcPr>
+          <w:p>
+            <w:r/>
+            <w:r>
+              <w:rPr>
+                <w:b/>
+                <w:sz w:val="18"/>
+              </w:rPr>
+              <w:t>数据要求</w:t>
+            </w:r>
+          </w:p>
+        </w:tc>
+      </w:tr>
+      <w:tr>
+        <w:tc>
+          <w:tcPr>
+            <w:tcW w:type="dxa" w:w="3264"/>
+            <w:vAlign w:val="center"/>
+          </w:tcPr>
+          <w:p>
+            <w:r/>
+            <w:r>
+              <w:rPr>
+                <w:b w:val="0"/>
+                <w:sz w:val="18"/>
+              </w:rPr>
+              <w:t>用户</w:t>
+            </w:r>
+          </w:p>
+        </w:tc>
+        <w:tc>
+          <w:tcPr>
+            <w:tcW w:type="dxa" w:w="3264"/>
+            <w:vAlign w:val="center"/>
+          </w:tcPr>
+          <w:p>
+            <w:r/>
+            <w:r>
+              <w:rPr>
+                <w:b w:val="0"/>
+                <w:sz w:val="18"/>
+              </w:rPr>
+              <w:t>用户名、密码、状态、角色</w:t>
+            </w:r>
+          </w:p>
+        </w:tc>
+        <w:tc>
+          <w:tcPr>
+            <w:tcW w:type="dxa" w:w="3264"/>
+            <w:vAlign w:val="center"/>
+          </w:tcPr>
+          <w:p>
+            <w:r/>
+            <w:r>
+              <w:rPr>
+                <w:b w:val="0"/>
+                <w:sz w:val="18"/>
+              </w:rPr>
+              <w:t>用户名唯一，密码加密存储，禁用用户不能登录</w:t>
+            </w:r>
+          </w:p>
+        </w:tc>
+      </w:tr>
+      <w:tr>
+        <w:tc>
+          <w:tcPr>
+            <w:tcW w:type="dxa" w:w="3264"/>
+            <w:vAlign w:val="center"/>
+          </w:tcPr>
+          <w:p>
+            <w:r/>
+            <w:r>
+              <w:rPr>
+                <w:b w:val="0"/>
+                <w:sz w:val="18"/>
+              </w:rPr>
+              <w:t>角色权限</w:t>
+            </w:r>
+          </w:p>
+        </w:tc>
+        <w:tc>
+          <w:tcPr>
+            <w:tcW w:type="dxa" w:w="3264"/>
+            <w:vAlign w:val="center"/>
+          </w:tcPr>
+          <w:p>
+            <w:r/>
+            <w:r>
+              <w:rPr>
+                <w:b w:val="0"/>
+                <w:sz w:val="18"/>
+              </w:rPr>
+              <w:t>角色编码、权限编码、URL/说明</w:t>
+            </w:r>
+          </w:p>
+        </w:tc>
+        <w:tc>
+          <w:tcPr>
+            <w:tcW w:type="dxa" w:w="3264"/>
+            <w:vAlign w:val="center"/>
+          </w:tcPr>
+          <w:p>
+            <w:r/>
+            <w:r>
+              <w:rPr>
+                <w:b w:val="0"/>
+                <w:sz w:val="18"/>
+              </w:rPr>
+              <w:t>支持多角色、多权限组合，权限点与后端注解一致</w:t>
+            </w:r>
+          </w:p>
+        </w:tc>
+      </w:tr>
+      <w:tr>
+        <w:tc>
+          <w:tcPr>
+            <w:tcW w:type="dxa" w:w="3264"/>
+            <w:vAlign w:val="center"/>
+          </w:tcPr>
+          <w:p>
+            <w:r/>
+            <w:r>
+              <w:rPr>
+                <w:b w:val="0"/>
+                <w:sz w:val="18"/>
+              </w:rPr>
+              <w:t>客户</w:t>
+            </w:r>
+          </w:p>
+        </w:tc>
+        <w:tc>
+          <w:tcPr>
+            <w:tcW w:type="dxa" w:w="3264"/>
+            <w:vAlign w:val="center"/>
+          </w:tcPr>
+          <w:p>
+            <w:r/>
+            <w:r>
+              <w:rPr>
+                <w:b w:val="0"/>
+                <w:sz w:val="18"/>
+              </w:rPr>
+              <w:t>名称、电话、地址、开户行、账号、备注</w:t>
+            </w:r>
+          </w:p>
+        </w:tc>
+        <w:tc>
+          <w:tcPr>
+            <w:tcW w:type="dxa" w:w="3264"/>
+            <w:vAlign w:val="center"/>
+          </w:tcPr>
+          <w:p>
+            <w:r/>
+            <w:r>
+              <w:rPr>
+                <w:b w:val="0"/>
+                <w:sz w:val="18"/>
+              </w:rPr>
+              <w:t>客户名称用于合同关联和查询，引用后删除受限</w:t>
+            </w:r>
+          </w:p>
+        </w:tc>
+      </w:tr>
+      <w:tr>
+        <w:tc>
+          <w:tcPr>
+            <w:tcW w:type="dxa" w:w="3264"/>
+            <w:vAlign w:val="center"/>
+          </w:tcPr>
+          <w:p>
+            <w:r/>
+            <w:r>
+              <w:rPr>
+                <w:b w:val="0"/>
+                <w:sz w:val="18"/>
+              </w:rPr>
+              <w:t>合同</w:t>
+            </w:r>
+          </w:p>
+        </w:tc>
+        <w:tc>
+          <w:tcPr>
+            <w:tcW w:type="dxa" w:w="3264"/>
+            <w:vAlign w:val="center"/>
+          </w:tcPr>
+          <w:p>
+            <w:r/>
+            <w:r>
+              <w:rPr>
+                <w:b w:val="0"/>
+                <w:sz w:val="18"/>
+              </w:rPr>
+              <w:t>编号、名称、客户、起草人、状态、轮次、合同正文</w:t>
+            </w:r>
+          </w:p>
+        </w:tc>
+        <w:tc>
+          <w:tcPr>
+            <w:tcW w:type="dxa" w:w="3264"/>
+            <w:vAlign w:val="center"/>
+          </w:tcPr>
+          <w:p>
+            <w:r/>
+            <w:r>
+              <w:rPr>
+                <w:b w:val="0"/>
+                <w:sz w:val="18"/>
+              </w:rPr>
+              <w:t>合同编号自动生成，状态由流程服务维护</w:t>
+            </w:r>
+          </w:p>
+        </w:tc>
+      </w:tr>
+      <w:tr>
+        <w:tc>
+          <w:tcPr>
+            <w:tcW w:type="dxa" w:w="3264"/>
+            <w:vAlign w:val="center"/>
+          </w:tcPr>
+          <w:p>
+            <w:r/>
+            <w:r>
+              <w:rPr>
+                <w:b w:val="0"/>
+                <w:sz w:val="18"/>
+              </w:rPr>
+              <w:t>任务</w:t>
+            </w:r>
+          </w:p>
+        </w:tc>
+        <w:tc>
+          <w:tcPr>
+            <w:tcW w:type="dxa" w:w="3264"/>
+            <w:vAlign w:val="center"/>
+          </w:tcPr>
+          <w:p>
+            <w:r/>
+            <w:r>
+              <w:rPr>
+                <w:b w:val="0"/>
+                <w:sz w:val="18"/>
+              </w:rPr>
+              <w:t>类型、状态、处理人、轮次、意见、操作时间</w:t>
+            </w:r>
+          </w:p>
+        </w:tc>
+        <w:tc>
+          <w:tcPr>
+            <w:tcW w:type="dxa" w:w="3264"/>
+            <w:vAlign w:val="center"/>
+          </w:tcPr>
+          <w:p>
+            <w:r/>
+            <w:r>
+              <w:rPr>
+                <w:b w:val="0"/>
+                <w:sz w:val="18"/>
+              </w:rPr>
+              <w:t>任务记录必须可按合同和轮次查询</w:t>
+            </w:r>
+          </w:p>
+        </w:tc>
+      </w:tr>
+      <w:tr>
+        <w:tc>
+          <w:tcPr>
+            <w:tcW w:type="dxa" w:w="3264"/>
+            <w:vAlign w:val="center"/>
+          </w:tcPr>
+          <w:p>
+            <w:r/>
+            <w:r>
+              <w:rPr>
+                <w:b w:val="0"/>
+                <w:sz w:val="18"/>
+              </w:rPr>
+              <w:t>附件</w:t>
+            </w:r>
+          </w:p>
+        </w:tc>
+        <w:tc>
+          <w:tcPr>
+            <w:tcW w:type="dxa" w:w="3264"/>
+            <w:vAlign w:val="center"/>
+          </w:tcPr>
+          <w:p>
+            <w:r/>
+            <w:r>
+              <w:rPr>
+                <w:b w:val="0"/>
+                <w:sz w:val="18"/>
+              </w:rPr>
+              <w:t>原始文件名、存储文件名、大小、上传人、时间</w:t>
+            </w:r>
+          </w:p>
+        </w:tc>
+        <w:tc>
+          <w:tcPr>
+            <w:tcW w:type="dxa" w:w="3264"/>
+            <w:vAlign w:val="center"/>
+          </w:tcPr>
+          <w:p>
+            <w:r/>
+            <w:r>
+              <w:rPr>
+                <w:b w:val="0"/>
+                <w:sz w:val="18"/>
+              </w:rPr>
+              <w:t>物理文件与数据库记录一致，删除需事务后处理</w:t>
+            </w:r>
+          </w:p>
+        </w:tc>
+      </w:tr>
+      <w:tr>
+        <w:tc>
+          <w:tcPr>
+            <w:tcW w:type="dxa" w:w="3264"/>
+            <w:vAlign w:val="center"/>
+          </w:tcPr>
+          <w:p>
+            <w:r/>
+            <w:r>
+              <w:rPr>
+                <w:b w:val="0"/>
+                <w:sz w:val="18"/>
+              </w:rPr>
+              <w:t>模板</w:t>
+            </w:r>
+          </w:p>
+        </w:tc>
+        <w:tc>
+          <w:tcPr>
+            <w:tcW w:type="dxa" w:w="3264"/>
+            <w:vAlign w:val="center"/>
+          </w:tcPr>
+          <w:p>
+            <w:r/>
+            <w:r>
+              <w:rPr>
+                <w:b w:val="0"/>
+                <w:sz w:val="18"/>
+              </w:rPr>
+              <w:t>名称、说明、文件、启用状态、可见角色</w:t>
+            </w:r>
+          </w:p>
+        </w:tc>
+        <w:tc>
+          <w:tcPr>
+            <w:tcW w:type="dxa" w:w="3264"/>
+            <w:vAlign w:val="center"/>
+          </w:tcPr>
+          <w:p>
+            <w:r/>
+            <w:r>
+              <w:rPr>
+                <w:b w:val="0"/>
+                <w:sz w:val="18"/>
+              </w:rPr>
+              <w:t>停用模板不展示给普通起草人</w:t>
+            </w:r>
+          </w:p>
+        </w:tc>
+      </w:tr>
+      <w:tr>
+        <w:tc>
+          <w:tcPr>
+            <w:tcW w:type="dxa" w:w="3264"/>
+            <w:vAlign w:val="center"/>
+          </w:tcPr>
+          <w:p>
+            <w:r/>
+            <w:r>
+              <w:rPr>
+                <w:b w:val="0"/>
+                <w:sz w:val="18"/>
+              </w:rPr>
+              <w:t>日志</w:t>
+            </w:r>
+          </w:p>
+        </w:tc>
+        <w:tc>
+          <w:tcPr>
+            <w:tcW w:type="dxa" w:w="3264"/>
+            <w:vAlign w:val="center"/>
+          </w:tcPr>
+          <w:p>
+            <w:r/>
+            <w:r>
+              <w:rPr>
+                <w:b w:val="0"/>
+                <w:sz w:val="18"/>
+              </w:rPr>
+              <w:t>操作人、模块、动作、对象、内容、时间</w:t>
+            </w:r>
+          </w:p>
+        </w:tc>
+        <w:tc>
+          <w:tcPr>
+            <w:tcW w:type="dxa" w:w="3264"/>
+            <w:vAlign w:val="center"/>
+          </w:tcPr>
+          <w:p>
+            <w:r/>
+            <w:r>
+              <w:rPr>
+                <w:b w:val="0"/>
+                <w:sz w:val="18"/>
+              </w:rPr>
+              <w:t>支持筛选、分页和 CSV 导出</w:t>
+            </w:r>
+          </w:p>
+        </w:tc>
+      </w:tr>
+    </w:tbl>
+    <w:p/>
+    <w:p>
+      <w:pPr>
+        <w:pStyle w:val="Heading1"/>
+      </w:pPr>
+      <w:r>
+        <w:t>7. 非功能性需求</w:t>
       </w:r>
     </w:p>
     <w:tbl>
@@ -647,6 +3472,535 @@
                 <w:sz w:val="18"/>
               </w:rPr>
               <w:t>H2、PostgreSQL、MySQL profile、Docker</w:t>
+            </w:r>
+          </w:p>
+        </w:tc>
+      </w:tr>
+      <w:tr>
+        <w:tc>
+          <w:tcPr>
+            <w:tcW w:type="dxa" w:w="3264"/>
+            <w:vAlign w:val="center"/>
+          </w:tcPr>
+          <w:p>
+            <w:r/>
+            <w:r>
+              <w:rPr>
+                <w:b w:val="0"/>
+                <w:sz w:val="18"/>
+              </w:rPr>
+              <w:t>可用性</w:t>
+            </w:r>
+          </w:p>
+        </w:tc>
+        <w:tc>
+          <w:tcPr>
+            <w:tcW w:type="dxa" w:w="3264"/>
+            <w:vAlign w:val="center"/>
+          </w:tcPr>
+          <w:p>
+            <w:r/>
+            <w:r>
+              <w:rPr>
+                <w:b w:val="0"/>
+                <w:sz w:val="18"/>
+              </w:rPr>
+              <w:t>常用流程入口清晰，待办和合同详情可互相跳转</w:t>
+            </w:r>
+          </w:p>
+        </w:tc>
+        <w:tc>
+          <w:tcPr>
+            <w:tcW w:type="dxa" w:w="3264"/>
+            <w:vAlign w:val="center"/>
+          </w:tcPr>
+          <w:p>
+            <w:r/>
+            <w:r>
+              <w:rPr>
+                <w:b w:val="0"/>
+                <w:sz w:val="18"/>
+              </w:rPr>
+              <w:t>工作台、我的待办、合同详情页签、状态徽标</w:t>
+            </w:r>
+          </w:p>
+        </w:tc>
+      </w:tr>
+      <w:tr>
+        <w:tc>
+          <w:tcPr>
+            <w:tcW w:type="dxa" w:w="3264"/>
+            <w:vAlign w:val="center"/>
+          </w:tcPr>
+          <w:p>
+            <w:r/>
+            <w:r>
+              <w:rPr>
+                <w:b w:val="0"/>
+                <w:sz w:val="18"/>
+              </w:rPr>
+              <w:t>可恢复性</w:t>
+            </w:r>
+          </w:p>
+        </w:tc>
+        <w:tc>
+          <w:tcPr>
+            <w:tcW w:type="dxa" w:w="3264"/>
+            <w:vAlign w:val="center"/>
+          </w:tcPr>
+          <w:p>
+            <w:r/>
+            <w:r>
+              <w:rPr>
+                <w:b w:val="0"/>
+                <w:sz w:val="18"/>
+              </w:rPr>
+              <w:t>打回和撤回后能继续推进，不丢失历史意见</w:t>
+            </w:r>
+          </w:p>
+        </w:tc>
+        <w:tc>
+          <w:tcPr>
+            <w:tcW w:type="dxa" w:w="3264"/>
+            <w:vAlign w:val="center"/>
+          </w:tcPr>
+          <w:p>
+            <w:r/>
+            <w:r>
+              <w:rPr>
+                <w:b w:val="0"/>
+                <w:sz w:val="18"/>
+              </w:rPr>
+              <w:t>回退模型、轮次隔离、保留分配人员</w:t>
+            </w:r>
+          </w:p>
+        </w:tc>
+      </w:tr>
+      <w:tr>
+        <w:tc>
+          <w:tcPr>
+            <w:tcW w:type="dxa" w:w="3264"/>
+            <w:vAlign w:val="center"/>
+          </w:tcPr>
+          <w:p>
+            <w:r/>
+            <w:r>
+              <w:rPr>
+                <w:b w:val="0"/>
+                <w:sz w:val="18"/>
+              </w:rPr>
+              <w:t>可测试性</w:t>
+            </w:r>
+          </w:p>
+        </w:tc>
+        <w:tc>
+          <w:tcPr>
+            <w:tcW w:type="dxa" w:w="3264"/>
+            <w:vAlign w:val="center"/>
+          </w:tcPr>
+          <w:p>
+            <w:r/>
+            <w:r>
+              <w:rPr>
+                <w:b w:val="0"/>
+                <w:sz w:val="18"/>
+              </w:rPr>
+              <w:t>主流程和边界可自动化验证</w:t>
+            </w:r>
+          </w:p>
+        </w:tc>
+        <w:tc>
+          <w:tcPr>
+            <w:tcW w:type="dxa" w:w="3264"/>
+            <w:vAlign w:val="center"/>
+          </w:tcPr>
+          <w:p>
+            <w:r/>
+            <w:r>
+              <w:rPr>
+                <w:b w:val="0"/>
+                <w:sz w:val="18"/>
+              </w:rPr>
+              <w:t>JUnit、MockMvc、workflow_sim.py、Playwright 脚本</w:t>
+            </w:r>
+          </w:p>
+        </w:tc>
+      </w:tr>
+      <w:tr>
+        <w:tc>
+          <w:tcPr>
+            <w:tcW w:type="dxa" w:w="3264"/>
+            <w:vAlign w:val="center"/>
+          </w:tcPr>
+          <w:p>
+            <w:r/>
+            <w:r>
+              <w:rPr>
+                <w:b w:val="0"/>
+                <w:sz w:val="18"/>
+              </w:rPr>
+              <w:t>兼容性</w:t>
+            </w:r>
+          </w:p>
+        </w:tc>
+        <w:tc>
+          <w:tcPr>
+            <w:tcW w:type="dxa" w:w="3264"/>
+            <w:vAlign w:val="center"/>
+          </w:tcPr>
+          <w:p>
+            <w:r/>
+            <w:r>
+              <w:rPr>
+                <w:b w:val="0"/>
+                <w:sz w:val="18"/>
+              </w:rPr>
+              <w:t>开发、测试、部署数据库环境可切换</w:t>
+            </w:r>
+          </w:p>
+        </w:tc>
+        <w:tc>
+          <w:tcPr>
+            <w:tcW w:type="dxa" w:w="3264"/>
+            <w:vAlign w:val="center"/>
+          </w:tcPr>
+          <w:p>
+            <w:r/>
+            <w:r>
+              <w:rPr>
+                <w:b w:val="0"/>
+                <w:sz w:val="18"/>
+              </w:rPr>
+              <w:t>Flyway 多数据库迁移脚本和 profile 配置</w:t>
+            </w:r>
+          </w:p>
+        </w:tc>
+      </w:tr>
+    </w:tbl>
+    <w:p/>
+    <w:p>
+      <w:pPr>
+        <w:pStyle w:val="Heading1"/>
+      </w:pPr>
+      <w:r>
+        <w:t>8. 验收标准</w:t>
+      </w:r>
+    </w:p>
+    <w:tbl>
+      <w:tblPr>
+        <w:tblStyle w:val="TableGrid"/>
+        <w:tblW w:type="auto" w:w="0"/>
+        <w:tblLayout w:type="autofit"/>
+        <w:tblLook w:firstColumn="1" w:firstRow="1" w:lastColumn="0" w:lastRow="0" w:noHBand="0" w:noVBand="1" w:val="04A0"/>
+      </w:tblPr>
+      <w:tblGrid>
+        <w:gridCol w:w="4896"/>
+        <w:gridCol w:w="4896"/>
+      </w:tblGrid>
+      <w:tr>
+        <w:tc>
+          <w:tcPr>
+            <w:tcW w:type="dxa" w:w="4896"/>
+            <w:shd w:fill="F2F4F7"/>
+            <w:vAlign w:val="center"/>
+          </w:tcPr>
+          <w:p>
+            <w:r/>
+            <w:r>
+              <w:rPr>
+                <w:b/>
+                <w:sz w:val="18"/>
+              </w:rPr>
+              <w:t>验收项</w:t>
+            </w:r>
+          </w:p>
+        </w:tc>
+        <w:tc>
+          <w:tcPr>
+            <w:tcW w:type="dxa" w:w="4896"/>
+            <w:shd w:fill="F2F4F7"/>
+            <w:vAlign w:val="center"/>
+          </w:tcPr>
+          <w:p>
+            <w:r/>
+            <w:r>
+              <w:rPr>
+                <w:b/>
+                <w:sz w:val="18"/>
+              </w:rPr>
+              <w:t>通过标准</w:t>
+            </w:r>
+          </w:p>
+        </w:tc>
+      </w:tr>
+      <w:tr>
+        <w:tc>
+          <w:tcPr>
+            <w:tcW w:type="dxa" w:w="4896"/>
+            <w:vAlign w:val="center"/>
+          </w:tcPr>
+          <w:p>
+            <w:r/>
+            <w:r>
+              <w:rPr>
+                <w:b w:val="0"/>
+                <w:sz w:val="18"/>
+              </w:rPr>
+              <w:t>登录权限</w:t>
+            </w:r>
+          </w:p>
+        </w:tc>
+        <w:tc>
+          <w:tcPr>
+            <w:tcW w:type="dxa" w:w="4896"/>
+            <w:vAlign w:val="center"/>
+          </w:tcPr>
+          <w:p>
+            <w:r/>
+            <w:r>
+              <w:rPr>
+                <w:b w:val="0"/>
+                <w:sz w:val="18"/>
+              </w:rPr>
+              <w:t>管理员、起草人、会签人、审批人、签订人登录后菜单和接口权限符合角色</w:t>
+            </w:r>
+          </w:p>
+        </w:tc>
+      </w:tr>
+      <w:tr>
+        <w:tc>
+          <w:tcPr>
+            <w:tcW w:type="dxa" w:w="4896"/>
+            <w:vAlign w:val="center"/>
+          </w:tcPr>
+          <w:p>
+            <w:r/>
+            <w:r>
+              <w:rPr>
+                <w:b w:val="0"/>
+                <w:sz w:val="18"/>
+              </w:rPr>
+              <w:t>主流程</w:t>
+            </w:r>
+          </w:p>
+        </w:tc>
+        <w:tc>
+          <w:tcPr>
+            <w:tcW w:type="dxa" w:w="4896"/>
+            <w:vAlign w:val="center"/>
+          </w:tcPr>
+          <w:p>
+            <w:r/>
+            <w:r>
+              <w:rPr>
+                <w:b w:val="0"/>
+                <w:sz w:val="18"/>
+              </w:rPr>
+              <w:t>合同可从起草、分配、会签、定稿、审批到签订完整闭环</w:t>
+            </w:r>
+          </w:p>
+        </w:tc>
+      </w:tr>
+      <w:tr>
+        <w:tc>
+          <w:tcPr>
+            <w:tcW w:type="dxa" w:w="4896"/>
+            <w:vAlign w:val="center"/>
+          </w:tcPr>
+          <w:p>
+            <w:r/>
+            <w:r>
+              <w:rPr>
+                <w:b w:val="0"/>
+                <w:sz w:val="18"/>
+              </w:rPr>
+              <w:t>回退模型</w:t>
+            </w:r>
+          </w:p>
+        </w:tc>
+        <w:tc>
+          <w:tcPr>
+            <w:tcW w:type="dxa" w:w="4896"/>
+            <w:vAlign w:val="center"/>
+          </w:tcPr>
+          <w:p>
+            <w:r/>
+            <w:r>
+              <w:rPr>
+                <w:b w:val="0"/>
+                <w:sz w:val="18"/>
+              </w:rPr>
+              <w:t>审批打回后可恢复新轮，旧轮任务和意见保留，当前轮清晰展示</w:t>
+            </w:r>
+          </w:p>
+        </w:tc>
+      </w:tr>
+      <w:tr>
+        <w:tc>
+          <w:tcPr>
+            <w:tcW w:type="dxa" w:w="4896"/>
+            <w:vAlign w:val="center"/>
+          </w:tcPr>
+          <w:p>
+            <w:r/>
+            <w:r>
+              <w:rPr>
+                <w:b w:val="0"/>
+                <w:sz w:val="18"/>
+              </w:rPr>
+              <w:t>附件续传</w:t>
+            </w:r>
+          </w:p>
+        </w:tc>
+        <w:tc>
+          <w:tcPr>
+            <w:tcW w:type="dxa" w:w="4896"/>
+            <w:vAlign w:val="center"/>
+          </w:tcPr>
+          <w:p>
+            <w:r/>
+            <w:r>
+              <w:rPr>
+                <w:b w:val="0"/>
+                <w:sz w:val="18"/>
+              </w:rPr>
+              <w:t>分片上传可完成合并，已上传分片可查询并补传缺失部分</w:t>
+            </w:r>
+          </w:p>
+        </w:tc>
+      </w:tr>
+      <w:tr>
+        <w:tc>
+          <w:tcPr>
+            <w:tcW w:type="dxa" w:w="4896"/>
+            <w:vAlign w:val="center"/>
+          </w:tcPr>
+          <w:p>
+            <w:r/>
+            <w:r>
+              <w:rPr>
+                <w:b w:val="0"/>
+                <w:sz w:val="18"/>
+              </w:rPr>
+              <w:t>模板管理</w:t>
+            </w:r>
+          </w:p>
+        </w:tc>
+        <w:tc>
+          <w:tcPr>
+            <w:tcW w:type="dxa" w:w="4896"/>
+            <w:vAlign w:val="center"/>
+          </w:tcPr>
+          <w:p>
+            <w:r/>
+            <w:r>
+              <w:rPr>
+                <w:b w:val="0"/>
+                <w:sz w:val="18"/>
+              </w:rPr>
+              <w:t>模板可上传、下载、启停并按角色可见</w:t>
+            </w:r>
+          </w:p>
+        </w:tc>
+      </w:tr>
+      <w:tr>
+        <w:tc>
+          <w:tcPr>
+            <w:tcW w:type="dxa" w:w="4896"/>
+            <w:vAlign w:val="center"/>
+          </w:tcPr>
+          <w:p>
+            <w:r/>
+            <w:r>
+              <w:rPr>
+                <w:b w:val="0"/>
+                <w:sz w:val="18"/>
+              </w:rPr>
+              <w:t>查询统计</w:t>
+            </w:r>
+          </w:p>
+        </w:tc>
+        <w:tc>
+          <w:tcPr>
+            <w:tcW w:type="dxa" w:w="4896"/>
+            <w:vAlign w:val="center"/>
+          </w:tcPr>
+          <w:p>
+            <w:r/>
+            <w:r>
+              <w:rPr>
+                <w:b w:val="0"/>
+                <w:sz w:val="18"/>
+              </w:rPr>
+              <w:t>多条件查询、状态统计、月度统计和 CSV 导出可用</w:t>
+            </w:r>
+          </w:p>
+        </w:tc>
+      </w:tr>
+      <w:tr>
+        <w:tc>
+          <w:tcPr>
+            <w:tcW w:type="dxa" w:w="4896"/>
+            <w:vAlign w:val="center"/>
+          </w:tcPr>
+          <w:p>
+            <w:r/>
+            <w:r>
+              <w:rPr>
+                <w:b w:val="0"/>
+                <w:sz w:val="18"/>
+              </w:rPr>
+              <w:t>日志审计</w:t>
+            </w:r>
+          </w:p>
+        </w:tc>
+        <w:tc>
+          <w:tcPr>
+            <w:tcW w:type="dxa" w:w="4896"/>
+            <w:vAlign w:val="center"/>
+          </w:tcPr>
+          <w:p>
+            <w:r/>
+            <w:r>
+              <w:rPr>
+                <w:b w:val="0"/>
+                <w:sz w:val="18"/>
+              </w:rPr>
+              <w:t>合同、客户、用户等关键操作可在日志中查询和导出</w:t>
+            </w:r>
+          </w:p>
+        </w:tc>
+      </w:tr>
+      <w:tr>
+        <w:tc>
+          <w:tcPr>
+            <w:tcW w:type="dxa" w:w="4896"/>
+            <w:vAlign w:val="center"/>
+          </w:tcPr>
+          <w:p>
+            <w:r/>
+            <w:r>
+              <w:rPr>
+                <w:b w:val="0"/>
+                <w:sz w:val="18"/>
+              </w:rPr>
+              <w:t>测试证据</w:t>
+            </w:r>
+          </w:p>
+        </w:tc>
+        <w:tc>
+          <w:tcPr>
+            <w:tcW w:type="dxa" w:w="4896"/>
+            <w:vAlign w:val="center"/>
+          </w:tcPr>
+          <w:p>
+            <w:r/>
+            <w:r>
+              <w:rPr>
+                <w:b w:val="0"/>
+                <w:sz w:val="18"/>
+              </w:rPr>
+              <w:t>后端测试、状态机预演、Playwright 演示截图/视频和文档渲染结果可作为验收材料</w:t>
             </w:r>
           </w:p>
         </w:tc>
